--- a/Report on Bidirectional Association Between Systemic Cardiovascular Diseases and Glaucoma Progression.docx
+++ b/Report on Bidirectional Association Between Systemic Cardiovascular Diseases and Glaucoma Progression.docx
@@ -136,8 +136,6 @@
         </w:rPr>
         <w:t>Data Analysis</w:t>
       </w:r>
-      <w:bookmarkStart w:id="0" w:name="_GoBack"/>
-      <w:bookmarkEnd w:id="0"/>
       <w:r>
         <w:rPr>
           <w:rFonts w:ascii="Times New Roman" w:eastAsia="Times New Roman" w:hAnsi="Times New Roman" w:cs="Times New Roman"/>
@@ -252,7 +250,7 @@
           <w:szCs w:val="27"/>
         </w:rPr>
       </w:pPr>
-      <w:bookmarkStart w:id="1" w:name="_Toc207300417"/>
+      <w:bookmarkStart w:id="0" w:name="_Toc207300417"/>
       <w:r>
         <w:rPr>
           <w:rFonts w:ascii="Times New Roman" w:eastAsia="Times New Roman" w:hAnsi="Times New Roman" w:cs="Times New Roman"/>
@@ -263,7 +261,7 @@
         </w:rPr>
         <w:t>Abstract</w:t>
       </w:r>
-      <w:bookmarkEnd w:id="1"/>
+      <w:bookmarkEnd w:id="0"/>
     </w:p>
     <w:p>
       <w:pPr>
@@ -395,7 +393,7 @@
         </w:rPr>
         <w:t> </w:t>
       </w:r>
-      <w:bookmarkStart w:id="2" w:name="_Toc207300418"/>
+      <w:bookmarkStart w:id="1" w:name="_Toc207300418"/>
       <w:r>
         <w:rPr>
           <w:rStyle w:val="Strong"/>
@@ -407,7 +405,7 @@
         </w:rPr>
         <w:t>List of Abbreviations</w:t>
       </w:r>
-      <w:bookmarkEnd w:id="2"/>
+      <w:bookmarkEnd w:id="1"/>
     </w:p>
     <w:p>
       <w:pPr>
@@ -881,7 +879,7 @@
           <w:szCs w:val="24"/>
         </w:rPr>
       </w:pPr>
-      <w:bookmarkStart w:id="3" w:name="_Toc207300419"/>
+      <w:bookmarkStart w:id="2" w:name="_Toc207300419"/>
       <w:r>
         <w:rPr>
           <w:rStyle w:val="Strong"/>
@@ -894,7 +892,7 @@
         <w:lastRenderedPageBreak/>
         <w:t>List of Figures and Tables</w:t>
       </w:r>
-      <w:bookmarkEnd w:id="3"/>
+      <w:bookmarkEnd w:id="2"/>
     </w:p>
     <w:p>
       <w:pPr>
@@ -1232,7 +1230,7 @@
           <w:szCs w:val="27"/>
         </w:rPr>
       </w:pPr>
-      <w:bookmarkStart w:id="4" w:name="_Toc207300420"/>
+      <w:bookmarkStart w:id="3" w:name="_Toc207300420"/>
       <w:r>
         <w:rPr>
           <w:rFonts w:ascii="Segoe UI" w:eastAsia="Times New Roman" w:hAnsi="Segoe UI" w:cs="Segoe UI"/>
@@ -1244,7 +1242,7 @@
         </w:rPr>
         <w:t>Table of Contents</w:t>
       </w:r>
-      <w:bookmarkEnd w:id="4"/>
+      <w:bookmarkEnd w:id="3"/>
     </w:p>
     <w:sdt>
       <w:sdtPr>
@@ -2845,7 +2843,7 @@
           <w:szCs w:val="26"/>
         </w:rPr>
       </w:pPr>
-      <w:bookmarkStart w:id="5" w:name="_Toc207300421"/>
+      <w:bookmarkStart w:id="4" w:name="_Toc207300421"/>
       <w:r>
         <w:rPr>
           <w:rFonts w:ascii="Times New Roman" w:eastAsia="Times New Roman" w:hAnsi="Times New Roman" w:cs="Times New Roman"/>
@@ -2866,7 +2864,7 @@
         </w:rPr>
         <w:t>Introduction</w:t>
       </w:r>
-      <w:bookmarkEnd w:id="5"/>
+      <w:bookmarkEnd w:id="4"/>
     </w:p>
     <w:p>
       <w:pPr>
@@ -3202,8 +3200,8 @@
           <w:szCs w:val="24"/>
         </w:rPr>
       </w:pPr>
-      <w:bookmarkStart w:id="6" w:name="_bookmark0"/>
-      <w:bookmarkEnd w:id="6"/>
+      <w:bookmarkStart w:id="5" w:name="_bookmark0"/>
+      <w:bookmarkEnd w:id="5"/>
       <w:r>
         <w:rPr>
           <w:rFonts w:ascii="Times New Roman" w:eastAsia="Times New Roman" w:hAnsi="Times New Roman" w:cs="Times New Roman"/>
@@ -3263,7 +3261,7 @@
           <w:szCs w:val="24"/>
         </w:rPr>
       </w:pPr>
-      <w:bookmarkStart w:id="7" w:name="_Toc207300422"/>
+      <w:bookmarkStart w:id="6" w:name="_Toc207300422"/>
       <w:r>
         <w:rPr>
           <w:rStyle w:val="Strong"/>
@@ -3274,7 +3272,7 @@
         </w:rPr>
         <w:t>1.3. Research Objectives and Hypothesis</w:t>
       </w:r>
-      <w:bookmarkEnd w:id="7"/>
+      <w:bookmarkEnd w:id="6"/>
     </w:p>
     <w:p>
       <w:pPr>
@@ -3608,7 +3606,7 @@
           <w:color w:val="404040"/>
         </w:rPr>
       </w:pPr>
-      <w:bookmarkStart w:id="8" w:name="_Toc207300423"/>
+      <w:bookmarkStart w:id="7" w:name="_Toc207300423"/>
       <w:r>
         <w:rPr>
           <w:rStyle w:val="Strong"/>
@@ -3619,7 +3617,7 @@
         </w:rPr>
         <w:t>1.4. Research Questions</w:t>
       </w:r>
-      <w:bookmarkEnd w:id="8"/>
+      <w:bookmarkEnd w:id="7"/>
     </w:p>
     <w:p>
       <w:pPr>
@@ -3991,8 +3989,8 @@
           <w:szCs w:val="24"/>
         </w:rPr>
       </w:pPr>
-      <w:bookmarkStart w:id="9" w:name="_bookmark3"/>
-      <w:bookmarkEnd w:id="9"/>
+      <w:bookmarkStart w:id="8" w:name="_bookmark3"/>
+      <w:bookmarkEnd w:id="8"/>
       <w:r>
         <w:rPr>
           <w:rFonts w:ascii="Times New Roman" w:eastAsia="Times New Roman" w:hAnsi="Times New Roman" w:cs="Times New Roman"/>
@@ -4346,7 +4344,7 @@
           <w:szCs w:val="26"/>
         </w:rPr>
       </w:pPr>
-      <w:bookmarkStart w:id="10" w:name="_Toc207300424"/>
+      <w:bookmarkStart w:id="9" w:name="_Toc207300424"/>
       <w:r>
         <w:rPr>
           <w:rFonts w:ascii="Times New Roman" w:eastAsia="Times New Roman" w:hAnsi="Times New Roman" w:cs="Times New Roman"/>
@@ -4367,7 +4365,7 @@
         </w:rPr>
         <w:t>Literature Review</w:t>
       </w:r>
-      <w:bookmarkEnd w:id="10"/>
+      <w:bookmarkEnd w:id="9"/>
     </w:p>
     <w:p>
       <w:pPr>
@@ -7383,7 +7381,7 @@
         </w:rPr>
         <w:br w:type="page"/>
       </w:r>
-      <w:bookmarkStart w:id="11" w:name="_Toc207300425"/>
+      <w:bookmarkStart w:id="10" w:name="_Toc207300425"/>
       <w:r>
         <w:rPr>
           <w:rFonts w:ascii="Times New Roman" w:eastAsia="Times New Roman" w:hAnsi="Times New Roman" w:cs="Times New Roman"/>
@@ -7427,7 +7425,7 @@
         </w:rPr>
         <w:t>Methodology</w:t>
       </w:r>
-      <w:bookmarkEnd w:id="11"/>
+      <w:bookmarkEnd w:id="10"/>
     </w:p>
     <w:p>
       <w:pPr>
@@ -8434,7 +8432,7 @@
           <w:szCs w:val="24"/>
         </w:rPr>
       </w:pPr>
-      <w:bookmarkStart w:id="12" w:name="_Toc207300426"/>
+      <w:bookmarkStart w:id="11" w:name="_Toc207300426"/>
       <w:r>
         <w:rPr>
           <w:rFonts w:ascii="Segoe UI" w:eastAsia="Times New Roman" w:hAnsi="Segoe UI" w:cs="Segoe UI"/>
@@ -8478,7 +8476,7 @@
         </w:rPr>
         <w:t>TriNetX standard codes for advanced search</w:t>
       </w:r>
-      <w:bookmarkEnd w:id="12"/>
+      <w:bookmarkEnd w:id="11"/>
     </w:p>
     <w:p>
       <w:pPr>
@@ -19731,7 +19729,7 @@
           <w:szCs w:val="27"/>
         </w:rPr>
       </w:pPr>
-      <w:bookmarkStart w:id="13" w:name="_Toc207300427"/>
+      <w:bookmarkStart w:id="12" w:name="_Toc207300427"/>
       <w:r>
         <w:rPr>
           <w:rFonts w:ascii="Times New Roman" w:eastAsia="Times New Roman" w:hAnsi="Times New Roman" w:cs="Times New Roman"/>
@@ -19743,7 +19741,7 @@
           <v:rect id="_x0000_i1035" style="width:462.85pt;height:3.25pt" o:hrpct="989" o:hralign="center" o:hrstd="t" o:hrnoshade="t" o:hr="t" fillcolor="#404040" stroked="f"/>
         </w:pict>
       </w:r>
-      <w:bookmarkEnd w:id="13"/>
+      <w:bookmarkEnd w:id="12"/>
     </w:p>
     <w:p>
       <w:pPr>
@@ -19759,7 +19757,7 @@
           <w:szCs w:val="26"/>
         </w:rPr>
       </w:pPr>
-      <w:bookmarkStart w:id="14" w:name="_Toc207300428"/>
+      <w:bookmarkStart w:id="13" w:name="_Toc207300428"/>
       <w:r>
         <w:rPr>
           <w:rFonts w:ascii="Times New Roman" w:eastAsia="Times New Roman" w:hAnsi="Times New Roman" w:cs="Times New Roman"/>
@@ -19780,7 +19778,7 @@
         </w:rPr>
         <w:t>Discussion</w:t>
       </w:r>
-      <w:bookmarkEnd w:id="14"/>
+      <w:bookmarkEnd w:id="13"/>
     </w:p>
     <w:p>
       <w:pPr>
@@ -22362,7 +22360,7 @@
           <w:color w:val="auto"/>
         </w:rPr>
       </w:pPr>
-      <w:bookmarkStart w:id="15" w:name="_Toc207300429"/>
+      <w:bookmarkStart w:id="14" w:name="_Toc207300429"/>
       <w:r>
         <w:rPr>
           <w:rFonts w:ascii="Times New Roman" w:hAnsi="Times New Roman" w:cs="Times New Roman"/>
@@ -22379,7 +22377,7 @@
         </w:rPr>
         <w:t>The Challenge of Establishing Causality: An Epidemiological Framework</w:t>
       </w:r>
-      <w:bookmarkEnd w:id="15"/>
+      <w:bookmarkEnd w:id="14"/>
     </w:p>
     <w:p>
       <w:pPr>
@@ -22408,7 +22406,7 @@
         <w:pStyle w:val="Heading3"/>
         <w:spacing w:before="0" w:beforeAutospacing="0" w:after="120" w:afterAutospacing="0" w:line="360" w:lineRule="auto"/>
       </w:pPr>
-      <w:bookmarkStart w:id="16" w:name="_Toc207300430"/>
+      <w:bookmarkStart w:id="15" w:name="_Toc207300430"/>
       <w:r>
         <w:rPr>
           <w:sz w:val="28"/>
@@ -22423,7 +22421,7 @@
         </w:rPr>
         <w:t>Beyond Correlation: The Confounding Problem in Observational Data</w:t>
       </w:r>
-      <w:bookmarkEnd w:id="16"/>
+      <w:bookmarkEnd w:id="15"/>
     </w:p>
     <w:p>
       <w:pPr>
@@ -22457,7 +22455,7 @@
         <w:pStyle w:val="Heading3"/>
         <w:spacing w:before="0" w:beforeAutospacing="0" w:after="120" w:afterAutospacing="0" w:line="360" w:lineRule="auto"/>
       </w:pPr>
-      <w:bookmarkStart w:id="17" w:name="_Toc207300431"/>
+      <w:bookmarkStart w:id="16" w:name="_Toc207300431"/>
       <w:r>
         <w:rPr>
           <w:sz w:val="28"/>
@@ -22465,7 +22463,7 @@
         </w:rPr>
         <w:t>5.8 Mendelian Randomization as a Tool for Causal Inference</w:t>
       </w:r>
-      <w:bookmarkEnd w:id="17"/>
+      <w:bookmarkEnd w:id="16"/>
     </w:p>
     <w:p>
       <w:pPr>
@@ -22635,7 +22633,7 @@
           <w:szCs w:val="26"/>
         </w:rPr>
       </w:pPr>
-      <w:bookmarkStart w:id="18" w:name="_Toc207300432"/>
+      <w:bookmarkStart w:id="17" w:name="_Toc207300432"/>
       <w:r>
         <w:rPr>
           <w:rFonts w:ascii="Times New Roman" w:eastAsia="Times New Roman" w:hAnsi="Times New Roman" w:cs="Times New Roman"/>
@@ -22646,7 +22644,7 @@
         </w:rPr>
         <w:t>Conclusion and Recommendations</w:t>
       </w:r>
-      <w:bookmarkEnd w:id="18"/>
+      <w:bookmarkEnd w:id="17"/>
     </w:p>
     <w:p>
       <w:pPr>
@@ -22731,7 +22729,7 @@
           <w:bCs w:val="0"/>
         </w:rPr>
       </w:pPr>
-      <w:bookmarkStart w:id="19" w:name="_Toc207300433"/>
+      <w:bookmarkStart w:id="18" w:name="_Toc207300433"/>
       <w:r>
         <w:rPr>
           <w:rStyle w:val="Strong"/>
@@ -22741,7 +22739,7 @@
         </w:rPr>
         <w:t>6.2 Recommendations</w:t>
       </w:r>
-      <w:bookmarkEnd w:id="19"/>
+      <w:bookmarkEnd w:id="18"/>
     </w:p>
     <w:p>
       <w:pPr>
@@ -23368,7 +23366,7 @@
           <w:szCs w:val="27"/>
         </w:rPr>
       </w:pPr>
-      <w:bookmarkStart w:id="20" w:name="_Toc207300434"/>
+      <w:bookmarkStart w:id="19" w:name="_Toc207300434"/>
       <w:r>
         <w:rPr>
           <w:rFonts w:ascii="Times New Roman" w:eastAsia="Times New Roman" w:hAnsi="Times New Roman" w:cs="Times New Roman"/>
@@ -23400,7 +23398,7 @@
         </w:rPr>
         <w:t>References</w:t>
       </w:r>
-      <w:bookmarkEnd w:id="20"/>
+      <w:bookmarkEnd w:id="19"/>
     </w:p>
     <w:p>
       <w:pPr>
@@ -23415,7 +23413,7 @@
           <w:szCs w:val="24"/>
         </w:rPr>
       </w:pPr>
-      <w:bookmarkStart w:id="21" w:name="_Toc207300435"/>
+      <w:bookmarkStart w:id="20" w:name="_Toc207300435"/>
       <w:r>
         <w:rPr>
           <w:rFonts w:ascii="Times New Roman" w:eastAsia="Times New Roman" w:hAnsi="Times New Roman" w:cs="Times New Roman"/>
@@ -23436,7 +23434,7 @@
           </w:rPr>
           <w:t>https://pmc.ncbi.nlm.nih.gov/articles/PMC12223618/</w:t>
         </w:r>
-        <w:bookmarkEnd w:id="21"/>
+        <w:bookmarkEnd w:id="20"/>
       </w:hyperlink>
     </w:p>
     <w:p>
@@ -23452,7 +23450,7 @@
           <w:szCs w:val="24"/>
         </w:rPr>
       </w:pPr>
-      <w:bookmarkStart w:id="22" w:name="_Toc207300436"/>
+      <w:bookmarkStart w:id="21" w:name="_Toc207300436"/>
       <w:r>
         <w:rPr>
           <w:rFonts w:ascii="Times New Roman" w:eastAsia="Times New Roman" w:hAnsi="Times New Roman" w:cs="Times New Roman"/>
@@ -23481,7 +23479,7 @@
           </w:rPr>
           <w:t>https://academic.oup.com/hmg/article/23/R1/R89/2900899</w:t>
         </w:r>
-        <w:bookmarkEnd w:id="22"/>
+        <w:bookmarkEnd w:id="21"/>
       </w:hyperlink>
       <w:r>
         <w:rPr>
@@ -23506,7 +23504,7 @@
           <w:szCs w:val="24"/>
         </w:rPr>
       </w:pPr>
-      <w:bookmarkStart w:id="23" w:name="_Toc207300437"/>
+      <w:bookmarkStart w:id="22" w:name="_Toc207300437"/>
       <w:r>
         <w:rPr>
           <w:rFonts w:ascii="Times New Roman" w:eastAsia="Times New Roman" w:hAnsi="Times New Roman" w:cs="Times New Roman"/>
@@ -23516,7 +23514,7 @@
         </w:rPr>
         <w:t>[3] M. Verbanck, C.-Y. Chen, B. Neale, and R. Do, "Mendelian randomization as an approach to assess causality using observational data," JAMA Cardiol., vol. 3, no. 6, pp. 554–556, Jun. 2018, doi: 10.1001/jamacardio.2018.0835.</w:t>
       </w:r>
-      <w:bookmarkEnd w:id="23"/>
+      <w:bookmarkEnd w:id="22"/>
     </w:p>
     <w:p>
       <w:pPr>
@@ -23530,7 +23528,7 @@
           <w:szCs w:val="24"/>
         </w:rPr>
       </w:pPr>
-      <w:bookmarkStart w:id="24" w:name="_Toc207300438"/>
+      <w:bookmarkStart w:id="23" w:name="_Toc207300438"/>
       <w:r>
         <w:rPr>
           <w:rFonts w:ascii="Times New Roman" w:eastAsia="Times New Roman" w:hAnsi="Times New Roman" w:cs="Times New Roman"/>
@@ -23540,7 +23538,7 @@
         </w:rPr>
         <w:t>[4] H. A. Quigley, "Glaucoma," Lancet, vol. 377, no. 9774, pp. 1367–1377, Apr. 2011, doi: 10.1016/S0140-6736(10)61423-7.</w:t>
       </w:r>
-      <w:bookmarkEnd w:id="24"/>
+      <w:bookmarkEnd w:id="23"/>
     </w:p>
     <w:p>
       <w:pPr>
@@ -23555,7 +23553,7 @@
           <w:szCs w:val="24"/>
         </w:rPr>
       </w:pPr>
-      <w:bookmarkStart w:id="25" w:name="_Toc207300439"/>
+      <w:bookmarkStart w:id="24" w:name="_Toc207300439"/>
       <w:r>
         <w:rPr>
           <w:rFonts w:ascii="Times New Roman" w:eastAsia="Times New Roman" w:hAnsi="Times New Roman" w:cs="Times New Roman"/>
@@ -23586,7 +23584,7 @@
           </w:rPr>
           <w:t>https://www.reviewofophthalmology.com/article/systemic-factors-in-glaucoma</w:t>
         </w:r>
-        <w:bookmarkEnd w:id="25"/>
+        <w:bookmarkEnd w:id="24"/>
       </w:hyperlink>
       <w:r>
         <w:rPr>
@@ -23612,7 +23610,7 @@
           <w:szCs w:val="24"/>
         </w:rPr>
       </w:pPr>
-      <w:bookmarkStart w:id="26" w:name="_Toc207300440"/>
+      <w:bookmarkStart w:id="25" w:name="_Toc207300440"/>
       <w:r>
         <w:rPr>
           <w:rFonts w:ascii="Times New Roman" w:eastAsia="Times New Roman" w:hAnsi="Times New Roman" w:cs="Times New Roman"/>
@@ -23651,7 +23649,7 @@
           </w:rPr>
           <w:t>https://www.scirp.org/reference/referencespapers?referenceid=184189</w:t>
         </w:r>
-        <w:bookmarkEnd w:id="26"/>
+        <w:bookmarkEnd w:id="25"/>
       </w:hyperlink>
       <w:r>
         <w:rPr>
@@ -23677,7 +23675,7 @@
           <w:szCs w:val="24"/>
         </w:rPr>
       </w:pPr>
-      <w:bookmarkStart w:id="27" w:name="_Toc207300441"/>
+      <w:bookmarkStart w:id="26" w:name="_Toc207300441"/>
       <w:r>
         <w:rPr>
           <w:rFonts w:ascii="Times New Roman" w:eastAsia="Times New Roman" w:hAnsi="Times New Roman" w:cs="Times New Roman"/>
@@ -23698,7 +23696,7 @@
           </w:rPr>
           <w:t>https://www.researchgate.net/publication/362162034_Cardiovascular_Disease_Risk_Factors_in_US_Adults_With_Vision_Impairment</w:t>
         </w:r>
-        <w:bookmarkEnd w:id="27"/>
+        <w:bookmarkEnd w:id="26"/>
       </w:hyperlink>
       <w:r>
         <w:rPr>
@@ -23723,7 +23721,7 @@
           <w:szCs w:val="24"/>
         </w:rPr>
       </w:pPr>
-      <w:bookmarkStart w:id="28" w:name="_Toc207300442"/>
+      <w:bookmarkStart w:id="27" w:name="_Toc207300442"/>
       <w:r>
         <w:rPr>
           <w:rFonts w:ascii="Times New Roman" w:eastAsia="Times New Roman" w:hAnsi="Times New Roman" w:cs="Times New Roman"/>
@@ -23733,7 +23731,7 @@
         </w:rPr>
         <w:t>[8] P. R. Rosenbaum and D. B. Rubin, "The central role of the propensity score in observational studies for causal effects," Biometrika, vol. 70, no. 1, pp. 41–55, Apr. 1983, doi: 10.1093/biomet/70.1.41.</w:t>
       </w:r>
-      <w:bookmarkEnd w:id="28"/>
+      <w:bookmarkEnd w:id="27"/>
     </w:p>
     <w:p>
       <w:pPr>
@@ -23762,7 +23760,7 @@
           <w:szCs w:val="24"/>
         </w:rPr>
       </w:pPr>
-      <w:bookmarkStart w:id="29" w:name="_Toc207300443"/>
+      <w:bookmarkStart w:id="28" w:name="_Toc207300443"/>
       <w:r>
         <w:rPr>
           <w:rFonts w:ascii="Times New Roman" w:eastAsia="Times New Roman" w:hAnsi="Times New Roman" w:cs="Times New Roman"/>
@@ -23783,7 +23781,7 @@
           </w:rPr>
           <w:t>https://www.binasss.sa.cr/abr23/54.pdf</w:t>
         </w:r>
-        <w:bookmarkEnd w:id="29"/>
+        <w:bookmarkEnd w:id="28"/>
       </w:hyperlink>
       <w:r>
         <w:rPr>
@@ -23809,7 +23807,7 @@
           <w:szCs w:val="24"/>
         </w:rPr>
       </w:pPr>
-      <w:bookmarkStart w:id="30" w:name="_Toc207300444"/>
+      <w:bookmarkStart w:id="29" w:name="_Toc207300444"/>
       <w:r>
         <w:rPr>
           <w:rFonts w:ascii="Times New Roman" w:eastAsia="Times New Roman" w:hAnsi="Times New Roman" w:cs="Times New Roman"/>
@@ -23830,7 +23828,7 @@
           </w:rPr>
           <w:t>https://trinetx.com/data-sets-analytics/</w:t>
         </w:r>
-        <w:bookmarkEnd w:id="30"/>
+        <w:bookmarkEnd w:id="29"/>
       </w:hyperlink>
       <w:r>
         <w:rPr>
@@ -23856,7 +23854,7 @@
           <w:szCs w:val="24"/>
         </w:rPr>
       </w:pPr>
-      <w:bookmarkStart w:id="31" w:name="_Toc207300445"/>
+      <w:bookmarkStart w:id="30" w:name="_Toc207300445"/>
       <w:r>
         <w:rPr>
           <w:rFonts w:ascii="Times New Roman" w:eastAsia="Times New Roman" w:hAnsi="Times New Roman" w:cs="Times New Roman"/>
@@ -23877,7 +23875,7 @@
           </w:rPr>
           <w:t>https://trinetx.com/trust-center/privacy/</w:t>
         </w:r>
-        <w:bookmarkEnd w:id="31"/>
+        <w:bookmarkEnd w:id="30"/>
       </w:hyperlink>
       <w:r>
         <w:rPr>
@@ -23903,7 +23901,7 @@
           <w:szCs w:val="24"/>
         </w:rPr>
       </w:pPr>
-      <w:bookmarkStart w:id="32" w:name="_Toc207300446"/>
+      <w:bookmarkStart w:id="31" w:name="_Toc207300446"/>
       <w:r>
         <w:rPr>
           <w:rFonts w:ascii="Times New Roman" w:eastAsia="Times New Roman" w:hAnsi="Times New Roman" w:cs="Times New Roman"/>
@@ -23913,7 +23911,7 @@
         </w:rPr>
         <w:t>[12] R. I. Kabacoff, R in Action: Data Analysis and Graphics with R, 2nd ed. Shelter Island, NY, USA: Manning Publications, 2015.</w:t>
       </w:r>
-      <w:bookmarkEnd w:id="32"/>
+      <w:bookmarkEnd w:id="31"/>
     </w:p>
     <w:p>
       <w:pPr>
@@ -23928,7 +23926,7 @@
           <w:szCs w:val="24"/>
         </w:rPr>
       </w:pPr>
-      <w:bookmarkStart w:id="33" w:name="_Toc207300447"/>
+      <w:bookmarkStart w:id="32" w:name="_Toc207300447"/>
       <w:r>
         <w:rPr>
           <w:rFonts w:ascii="Times New Roman" w:eastAsia="Times New Roman" w:hAnsi="Times New Roman" w:cs="Times New Roman"/>
@@ -23958,7 +23956,7 @@
           </w:rPr>
           <w:t>https://rss.onlinelibrary.wiley.com/doi/10.1111/j.2517-6161.1972.tb00899.x</w:t>
         </w:r>
-        <w:bookmarkEnd w:id="33"/>
+        <w:bookmarkEnd w:id="32"/>
       </w:hyperlink>
       <w:r>
         <w:rPr>
@@ -23983,7 +23981,7 @@
           <w:szCs w:val="24"/>
         </w:rPr>
       </w:pPr>
-      <w:bookmarkStart w:id="34" w:name="_Toc207300448"/>
+      <w:bookmarkStart w:id="33" w:name="_Toc207300448"/>
       <w:r>
         <w:rPr>
           <w:rFonts w:ascii="Times New Roman" w:eastAsia="Times New Roman" w:hAnsi="Times New Roman" w:cs="Times New Roman"/>
@@ -23993,7 +23991,7 @@
         </w:rPr>
         <w:t>[14] X. Yin et al., "Glaucoma as a risk factor for retinal vascular occlusions: a meta-analysis," J. Ophthalmol., vol. 2019, 2019.</w:t>
       </w:r>
-      <w:bookmarkEnd w:id="34"/>
+      <w:bookmarkEnd w:id="33"/>
     </w:p>
     <w:p>
       <w:pPr>
@@ -24007,7 +24005,7 @@
           <w:szCs w:val="24"/>
         </w:rPr>
       </w:pPr>
-      <w:bookmarkStart w:id="35" w:name="_Toc207300449"/>
+      <w:bookmarkStart w:id="34" w:name="_Toc207300449"/>
       <w:r>
         <w:rPr>
           <w:rFonts w:ascii="Times New Roman" w:eastAsia="Times New Roman" w:hAnsi="Times New Roman" w:cs="Times New Roman"/>
@@ -24017,7 +24015,7 @@
         </w:rPr>
         <w:t>[15] Verbanck et al., "Glaucoma as a risk factor for incident retinal vascular occlusions: a retrospective case-control study," Retina, vol. 38, no. 5, pp. 1–8, 2018.</w:t>
       </w:r>
-      <w:bookmarkEnd w:id="35"/>
+      <w:bookmarkEnd w:id="34"/>
     </w:p>
     <w:p>
       <w:pPr>
@@ -24031,7 +24029,7 @@
           <w:szCs w:val="24"/>
         </w:rPr>
       </w:pPr>
-      <w:bookmarkStart w:id="36" w:name="_Toc207300450"/>
+      <w:bookmarkStart w:id="35" w:name="_Toc207300450"/>
       <w:r>
         <w:rPr>
           <w:rFonts w:ascii="Times New Roman" w:eastAsia="Times New Roman" w:hAnsi="Times New Roman" w:cs="Times New Roman"/>
@@ -24041,7 +24039,7 @@
         </w:rPr>
         <w:t>[16] "Glaucoma: a systemic condition?," Brit. J. Ophthalmol., vol. 96, no. 5, p. 613, May 2012, doi: 10.1136/bjophthalmol-2011-301164.</w:t>
       </w:r>
-      <w:bookmarkEnd w:id="36"/>
+      <w:bookmarkEnd w:id="35"/>
     </w:p>
     <w:p>
       <w:pPr>
@@ -24056,7 +24054,7 @@
           <w:szCs w:val="24"/>
         </w:rPr>
       </w:pPr>
-      <w:bookmarkStart w:id="37" w:name="_Toc207300451"/>
+      <w:bookmarkStart w:id="36" w:name="_Toc207300451"/>
       <w:r>
         <w:rPr>
           <w:rFonts w:ascii="Times New Roman" w:eastAsia="Times New Roman" w:hAnsi="Times New Roman" w:cs="Times New Roman"/>
@@ -24077,7 +24075,7 @@
           </w:rPr>
           <w:t>https://www.scribbr.com/methodology/retrospective-cohort-study/</w:t>
         </w:r>
-        <w:bookmarkEnd w:id="37"/>
+        <w:bookmarkEnd w:id="36"/>
       </w:hyperlink>
       <w:r>
         <w:rPr>
@@ -24102,7 +24100,7 @@
           <w:szCs w:val="24"/>
         </w:rPr>
       </w:pPr>
-      <w:bookmarkStart w:id="38" w:name="_Toc207300452"/>
+      <w:bookmarkStart w:id="37" w:name="_Toc207300452"/>
       <w:r>
         <w:rPr>
           <w:rFonts w:ascii="Times New Roman" w:eastAsia="Times New Roman" w:hAnsi="Times New Roman" w:cs="Times New Roman"/>
@@ -24112,7 +24110,7 @@
         </w:rPr>
         <w:t>[18] S. Burgess et al., "Mendelian randomization in cardiovascular research: Establishing causality when there are unmeasured confounders," Circ. Cardiovasc. Qual. Outcomes, vol. 12, no. 9, Sep. 2019, Art. no. e005623, doi: 10.1161/CIRCOUTCOMES.119.005623.</w:t>
       </w:r>
-      <w:bookmarkEnd w:id="38"/>
+      <w:bookmarkEnd w:id="37"/>
     </w:p>
     <w:p>
       <w:pPr>
@@ -24141,7 +24139,7 @@
           <w:szCs w:val="24"/>
         </w:rPr>
       </w:pPr>
-      <w:bookmarkStart w:id="39" w:name="_Toc207300453"/>
+      <w:bookmarkStart w:id="38" w:name="_Toc207300453"/>
       <w:r>
         <w:rPr>
           <w:rFonts w:ascii="Times New Roman" w:eastAsia="Times New Roman" w:hAnsi="Times New Roman" w:cs="Times New Roman"/>
@@ -24161,7 +24159,7 @@
         </w:rPr>
         <w:t>19] G. Hemani, J. Zheng, B. Elsworth, K. H. Wade, V. Haberland, and D. Baird, "The MR-Base platform supports systematic causal inference across the human phenome," eLife, vol. 7, May 2018, Art. no. e34408, doi: 10.7554/eLife.34408.</w:t>
       </w:r>
-      <w:bookmarkEnd w:id="39"/>
+      <w:bookmarkEnd w:id="38"/>
     </w:p>
     <w:p>
       <w:pPr>
@@ -24176,7 +24174,7 @@
           <w:szCs w:val="24"/>
         </w:rPr>
       </w:pPr>
-      <w:bookmarkStart w:id="40" w:name="_Toc207300454"/>
+      <w:bookmarkStart w:id="39" w:name="_Toc207300454"/>
       <w:r>
         <w:rPr>
           <w:rFonts w:ascii="Times New Roman" w:eastAsia="Times New Roman" w:hAnsi="Times New Roman" w:cs="Times New Roman"/>
@@ -24197,7 +24195,7 @@
           </w:rPr>
           <w:t>https://www.urmc.rochester.edu/clinical-translational-science-institute/services-and-support/trinetx</w:t>
         </w:r>
-        <w:bookmarkEnd w:id="40"/>
+        <w:bookmarkEnd w:id="39"/>
       </w:hyperlink>
       <w:r>
         <w:rPr>
@@ -24223,7 +24221,7 @@
           <w:szCs w:val="24"/>
         </w:rPr>
       </w:pPr>
-      <w:bookmarkStart w:id="41" w:name="_Toc207300455"/>
+      <w:bookmarkStart w:id="40" w:name="_Toc207300455"/>
       <w:r>
         <w:rPr>
           <w:rFonts w:ascii="Times New Roman" w:eastAsia="Times New Roman" w:hAnsi="Times New Roman" w:cs="Times New Roman"/>
@@ -24244,7 +24242,7 @@
           </w:rPr>
           <w:t>https://trinetx.com/solutions/live-platform/features/byom/</w:t>
         </w:r>
-        <w:bookmarkEnd w:id="41"/>
+        <w:bookmarkEnd w:id="40"/>
       </w:hyperlink>
       <w:r>
         <w:rPr>
@@ -26009,7 +26007,6 @@
     </w:p>
     <w:p>
       <w:pPr>
-        <w:pStyle w:val="ListParagraph"/>
         <w:rPr>
           <w:rFonts w:ascii="Segoe UI" w:eastAsia="Times New Roman" w:hAnsi="Segoe UI" w:cs="Segoe UI"/>
           <w:color w:val="404040"/>
@@ -26020,29 +26017,2007 @@
     </w:p>
     <w:p>
       <w:pPr>
+        <w:rPr>
+          <w:b/>
+          <w:color w:val="FF0000"/>
+        </w:rPr>
+      </w:pPr>
+      <w:r>
+        <w:rPr>
+          <w:b/>
+          <w:color w:val="FF0000"/>
+        </w:rPr>
+        <w:t>TABLE 1: BASELINE CHARACTERISTICS OF THE COHORT</w:t>
+      </w:r>
+    </w:p>
+    <w:p>
+      <w:pPr>
+        <w:pStyle w:val="HTMLPreformatted"/>
         <w:shd w:val="clear" w:color="auto" w:fill="FFFFFF"/>
-        <w:spacing w:after="100" w:afterAutospacing="1" w:line="429" w:lineRule="atLeast"/>
-        <w:rPr>
-          <w:rFonts w:ascii="Segoe UI" w:eastAsia="Times New Roman" w:hAnsi="Segoe UI" w:cs="Segoe UI"/>
-          <w:color w:val="404040"/>
-          <w:sz w:val="24"/>
-          <w:szCs w:val="24"/>
-        </w:rPr>
-      </w:pPr>
-    </w:p>
-    <w:p>
-      <w:pPr>
-        <w:rPr>
-          <w:rFonts w:ascii="Times New Roman" w:hAnsi="Times New Roman" w:cs="Times New Roman"/>
+        <w:wordWrap w:val="0"/>
+        <w:spacing w:line="240" w:lineRule="atLeast"/>
+        <w:rPr>
+          <w:rStyle w:val="gpwvoe5cb5b"/>
+          <w:rFonts w:ascii="Lucida Console" w:hAnsi="Lucida Console"/>
+          <w:color w:val="000000"/>
+          <w:bdr w:val="none" w:sz="0" w:space="0" w:color="auto" w:frame="1"/>
+        </w:rPr>
+      </w:pPr>
+      <w:r>
+        <w:rPr>
+          <w:rFonts w:ascii="Lucida Console" w:hAnsi="Lucida Console"/>
+          <w:color w:val="000000"/>
+          <w:bdr w:val="none" w:sz="0" w:space="0" w:color="auto" w:frame="1"/>
+        </w:rPr>
+        <w:br/>
+      </w:r>
+    </w:p>
+    <w:p>
+      <w:pPr>
+        <w:pStyle w:val="HTMLPreformatted"/>
+        <w:shd w:val="clear" w:color="auto" w:fill="FFFFFF"/>
+        <w:wordWrap w:val="0"/>
+        <w:spacing w:line="240" w:lineRule="atLeast"/>
+        <w:rPr>
+          <w:rStyle w:val="gpwvoe5cb5b"/>
+          <w:rFonts w:ascii="Lucida Console" w:hAnsi="Lucida Console"/>
+          <w:color w:val="000000"/>
+          <w:bdr w:val="none" w:sz="0" w:space="0" w:color="auto" w:frame="1"/>
+        </w:rPr>
+      </w:pPr>
+      <w:r>
+        <w:rPr>
+          <w:rStyle w:val="gpwvoe5cb5b"/>
+          <w:rFonts w:ascii="Lucida Console" w:hAnsi="Lucida Console"/>
+          <w:color w:val="000000"/>
+          <w:bdr w:val="none" w:sz="0" w:space="0" w:color="auto" w:frame="1"/>
+        </w:rPr>
+        <w:t>Table: Table 1: Baseline Characteristics</w:t>
+      </w:r>
+    </w:p>
+    <w:p>
+      <w:pPr>
+        <w:pStyle w:val="HTMLPreformatted"/>
+        <w:shd w:val="clear" w:color="auto" w:fill="FFFFFF"/>
+        <w:wordWrap w:val="0"/>
+        <w:spacing w:line="240" w:lineRule="atLeast"/>
+        <w:rPr>
+          <w:rStyle w:val="gpwvoe5cb5b"/>
+          <w:rFonts w:ascii="Lucida Console" w:hAnsi="Lucida Console"/>
+          <w:color w:val="000000"/>
+          <w:bdr w:val="none" w:sz="0" w:space="0" w:color="auto" w:frame="1"/>
+        </w:rPr>
+      </w:pPr>
+    </w:p>
+    <w:p>
+      <w:pPr>
+        <w:pStyle w:val="HTMLPreformatted"/>
+        <w:shd w:val="clear" w:color="auto" w:fill="FFFFFF"/>
+        <w:wordWrap w:val="0"/>
+        <w:spacing w:line="240" w:lineRule="atLeast"/>
+        <w:rPr>
+          <w:rStyle w:val="gpwvoe5cb5b"/>
+          <w:rFonts w:ascii="Lucida Console" w:hAnsi="Lucida Console"/>
+          <w:color w:val="000000"/>
+          <w:bdr w:val="none" w:sz="0" w:space="0" w:color="auto" w:frame="1"/>
+        </w:rPr>
+      </w:pPr>
+      <w:r>
+        <w:rPr>
+          <w:rStyle w:val="gpwvoe5cb5b"/>
+          <w:rFonts w:ascii="Lucida Console" w:hAnsi="Lucida Console"/>
+          <w:color w:val="000000"/>
+          <w:bdr w:val="none" w:sz="0" w:space="0" w:color="auto" w:frame="1"/>
+        </w:rPr>
+        <w:t>|CVD_Group |     N| Mean_Age| SD_Age| Mean_Prevalence| SD_Prevalence|</w:t>
+      </w:r>
+    </w:p>
+    <w:p>
+      <w:pPr>
+        <w:pStyle w:val="HTMLPreformatted"/>
+        <w:shd w:val="clear" w:color="auto" w:fill="FFFFFF"/>
+        <w:wordWrap w:val="0"/>
+        <w:spacing w:line="240" w:lineRule="atLeast"/>
+        <w:rPr>
+          <w:rStyle w:val="gpwvoe5cb5b"/>
+          <w:rFonts w:ascii="Lucida Console" w:hAnsi="Lucida Console"/>
+          <w:color w:val="000000"/>
+          <w:bdr w:val="none" w:sz="0" w:space="0" w:color="auto" w:frame="1"/>
+        </w:rPr>
+      </w:pPr>
+      <w:r>
+        <w:rPr>
+          <w:rStyle w:val="gpwvoe5cb5b"/>
+          <w:rFonts w:ascii="Lucida Console" w:hAnsi="Lucida Console"/>
+          <w:color w:val="000000"/>
+          <w:bdr w:val="none" w:sz="0" w:space="0" w:color="auto" w:frame="1"/>
+        </w:rPr>
+        <w:t>|:---------|-----:|--------:|------:|---------------:|-------------:|</w:t>
+      </w:r>
+    </w:p>
+    <w:p>
+      <w:pPr>
+        <w:pStyle w:val="HTMLPreformatted"/>
+        <w:shd w:val="clear" w:color="auto" w:fill="FFFFFF"/>
+        <w:wordWrap w:val="0"/>
+        <w:spacing w:line="240" w:lineRule="atLeast"/>
+        <w:rPr>
+          <w:rStyle w:val="gpwvoe5cb5b"/>
+          <w:rFonts w:ascii="Lucida Console" w:hAnsi="Lucida Console"/>
+          <w:color w:val="000000"/>
+          <w:bdr w:val="none" w:sz="0" w:space="0" w:color="auto" w:frame="1"/>
+        </w:rPr>
+      </w:pPr>
+      <w:r>
+        <w:rPr>
+          <w:rStyle w:val="gpwvoe5cb5b"/>
+          <w:rFonts w:ascii="Lucida Console" w:hAnsi="Lucida Console"/>
+          <w:color w:val="000000"/>
+          <w:bdr w:val="none" w:sz="0" w:space="0" w:color="auto" w:frame="1"/>
+        </w:rPr>
+        <w:t>|CVD       | 32742|  2008.41|   2.89|           17.50|         13.03|</w:t>
+      </w:r>
+    </w:p>
+    <w:p>
+      <w:pPr>
+        <w:pStyle w:val="HTMLPreformatted"/>
+        <w:shd w:val="clear" w:color="auto" w:fill="FFFFFF"/>
+        <w:wordWrap w:val="0"/>
+        <w:spacing w:line="240" w:lineRule="atLeast"/>
+        <w:rPr>
+          <w:rFonts w:ascii="Lucida Console" w:hAnsi="Lucida Console"/>
+          <w:color w:val="000000"/>
+        </w:rPr>
+      </w:pPr>
+      <w:r>
+        <w:rPr>
+          <w:rStyle w:val="gpwvoe5cb5b"/>
+          <w:rFonts w:ascii="Lucida Console" w:hAnsi="Lucida Console"/>
+          <w:color w:val="000000"/>
+          <w:bdr w:val="none" w:sz="0" w:space="0" w:color="auto" w:frame="1"/>
+        </w:rPr>
+        <w:t>|Non_CVD   |  4618|  2008.50|   2.87|            2.87|          0.97|</w:t>
+      </w:r>
+    </w:p>
+    <w:p>
+      <w:pPr>
+        <w:rPr>
           <w:b/>
-          <w:sz w:val="24"/>
-          <w:szCs w:val="24"/>
-        </w:rPr>
-      </w:pPr>
-    </w:p>
-    <w:p/>
+          <w:color w:val="FF0000"/>
+        </w:rPr>
+      </w:pPr>
+    </w:p>
+    <w:p>
+      <w:pPr>
+        <w:rPr>
+          <w:b/>
+          <w:color w:val="FF0000"/>
+        </w:rPr>
+      </w:pPr>
+    </w:p>
+    <w:p>
+      <w:pPr>
+        <w:rPr>
+          <w:b/>
+          <w:color w:val="FF0000"/>
+        </w:rPr>
+      </w:pPr>
+      <w:r>
+        <w:rPr>
+          <w:b/>
+          <w:color w:val="FF0000"/>
+        </w:rPr>
+        <w:br w:type="page"/>
+      </w:r>
+    </w:p>
+    <w:p>
+      <w:pPr>
+        <w:rPr>
+          <w:b/>
+          <w:color w:val="FF0000"/>
+        </w:rPr>
+      </w:pPr>
+      <w:bookmarkStart w:id="41" w:name="_GoBack"/>
+      <w:bookmarkEnd w:id="41"/>
+      <w:r>
+        <w:rPr>
+          <w:b/>
+          <w:color w:val="FF0000"/>
+        </w:rPr>
+        <w:lastRenderedPageBreak/>
+        <w:t>TABLE 2: DISTRIBUTION OF CARDIOVASCULAR DISEASE TYPES</w:t>
+      </w:r>
+    </w:p>
+    <w:p>
+      <w:pPr>
+        <w:pStyle w:val="HTMLPreformatted"/>
+        <w:shd w:val="clear" w:color="auto" w:fill="FFFFFF"/>
+        <w:wordWrap w:val="0"/>
+        <w:spacing w:line="240" w:lineRule="atLeast"/>
+        <w:rPr>
+          <w:rStyle w:val="gpwvoe5cb5b"/>
+          <w:rFonts w:ascii="Lucida Console" w:hAnsi="Lucida Console"/>
+          <w:color w:val="000000"/>
+          <w:bdr w:val="none" w:sz="0" w:space="0" w:color="auto" w:frame="1"/>
+        </w:rPr>
+      </w:pPr>
+      <w:r>
+        <w:rPr>
+          <w:rStyle w:val="gpwvoe5cb5b"/>
+          <w:rFonts w:ascii="Lucida Console" w:hAnsi="Lucida Console"/>
+          <w:color w:val="000000"/>
+          <w:bdr w:val="none" w:sz="0" w:space="0" w:color="auto" w:frame="1"/>
+        </w:rPr>
+        <w:t>Table: Table 2: Distribution of Cardiovascular Disease Types</w:t>
+      </w:r>
+    </w:p>
+    <w:p>
+      <w:pPr>
+        <w:pStyle w:val="HTMLPreformatted"/>
+        <w:shd w:val="clear" w:color="auto" w:fill="FFFFFF"/>
+        <w:wordWrap w:val="0"/>
+        <w:spacing w:line="240" w:lineRule="atLeast"/>
+        <w:rPr>
+          <w:rStyle w:val="gpwvoe5cb5b"/>
+          <w:rFonts w:ascii="Lucida Console" w:hAnsi="Lucida Console"/>
+          <w:color w:val="000000"/>
+          <w:bdr w:val="none" w:sz="0" w:space="0" w:color="auto" w:frame="1"/>
+        </w:rPr>
+      </w:pPr>
+    </w:p>
+    <w:p>
+      <w:pPr>
+        <w:pStyle w:val="HTMLPreformatted"/>
+        <w:shd w:val="clear" w:color="auto" w:fill="FFFFFF"/>
+        <w:wordWrap w:val="0"/>
+        <w:spacing w:line="240" w:lineRule="atLeast"/>
+        <w:rPr>
+          <w:rStyle w:val="gpwvoe5cb5b"/>
+          <w:rFonts w:ascii="Lucida Console" w:hAnsi="Lucida Console"/>
+          <w:color w:val="000000"/>
+          <w:bdr w:val="none" w:sz="0" w:space="0" w:color="auto" w:frame="1"/>
+        </w:rPr>
+      </w:pPr>
+      <w:r>
+        <w:rPr>
+          <w:rStyle w:val="gpwvoe5cb5b"/>
+          <w:rFonts w:ascii="Lucida Console" w:hAnsi="Lucida Console"/>
+          <w:color w:val="000000"/>
+          <w:bdr w:val="none" w:sz="0" w:space="0" w:color="auto" w:frame="1"/>
+        </w:rPr>
+        <w:t>|Topic                                      | N_Observations| Mean_Prevalence| SD_Prevalence| Min_Prevalence| Max_Prevalence|</w:t>
+      </w:r>
+    </w:p>
+    <w:p>
+      <w:pPr>
+        <w:pStyle w:val="HTMLPreformatted"/>
+        <w:shd w:val="clear" w:color="auto" w:fill="FFFFFF"/>
+        <w:wordWrap w:val="0"/>
+        <w:spacing w:line="240" w:lineRule="atLeast"/>
+        <w:rPr>
+          <w:rStyle w:val="gpwvoe5cb5b"/>
+          <w:rFonts w:ascii="Lucida Console" w:hAnsi="Lucida Console"/>
+          <w:color w:val="000000"/>
+          <w:bdr w:val="none" w:sz="0" w:space="0" w:color="auto" w:frame="1"/>
+        </w:rPr>
+      </w:pPr>
+      <w:r>
+        <w:rPr>
+          <w:rStyle w:val="gpwvoe5cb5b"/>
+          <w:rFonts w:ascii="Lucida Console" w:hAnsi="Lucida Console"/>
+          <w:color w:val="000000"/>
+          <w:bdr w:val="none" w:sz="0" w:space="0" w:color="auto" w:frame="1"/>
+        </w:rPr>
+        <w:t>|:------------------------------------------|--------------:|---------------:|-------------:|--------------:|--------------:|</w:t>
+      </w:r>
+    </w:p>
+    <w:p>
+      <w:pPr>
+        <w:pStyle w:val="HTMLPreformatted"/>
+        <w:shd w:val="clear" w:color="auto" w:fill="FFFFFF"/>
+        <w:wordWrap w:val="0"/>
+        <w:spacing w:line="240" w:lineRule="atLeast"/>
+        <w:rPr>
+          <w:rStyle w:val="gpwvoe5cb5b"/>
+          <w:rFonts w:ascii="Lucida Console" w:hAnsi="Lucida Console"/>
+          <w:color w:val="000000"/>
+          <w:bdr w:val="none" w:sz="0" w:space="0" w:color="auto" w:frame="1"/>
+        </w:rPr>
+      </w:pPr>
+      <w:r>
+        <w:rPr>
+          <w:rStyle w:val="gpwvoe5cb5b"/>
+          <w:rFonts w:ascii="Lucida Console" w:hAnsi="Lucida Console"/>
+          <w:color w:val="000000"/>
+          <w:bdr w:val="none" w:sz="0" w:space="0" w:color="auto" w:frame="1"/>
+        </w:rPr>
+        <w:t>|Major Cardiovascular Disease               |            520|           23.94|          1.72|           18.8|           28.8|</w:t>
+      </w:r>
+    </w:p>
+    <w:p>
+      <w:pPr>
+        <w:pStyle w:val="HTMLPreformatted"/>
+        <w:shd w:val="clear" w:color="auto" w:fill="FFFFFF"/>
+        <w:wordWrap w:val="0"/>
+        <w:spacing w:line="240" w:lineRule="atLeast"/>
+        <w:rPr>
+          <w:rStyle w:val="gpwvoe5cb5b"/>
+          <w:rFonts w:ascii="Lucida Console" w:hAnsi="Lucida Console"/>
+          <w:color w:val="000000"/>
+          <w:bdr w:val="none" w:sz="0" w:space="0" w:color="auto" w:frame="1"/>
+        </w:rPr>
+      </w:pPr>
+      <w:r>
+        <w:rPr>
+          <w:rStyle w:val="gpwvoe5cb5b"/>
+          <w:rFonts w:ascii="Lucida Console" w:hAnsi="Lucida Console"/>
+          <w:color w:val="000000"/>
+          <w:bdr w:val="none" w:sz="0" w:space="0" w:color="auto" w:frame="1"/>
+        </w:rPr>
+        <w:t>|Heart Failure                              |           2530|           18.29|         13.82|            3.3|           71.9|</w:t>
+      </w:r>
+    </w:p>
+    <w:p>
+      <w:pPr>
+        <w:pStyle w:val="HTMLPreformatted"/>
+        <w:shd w:val="clear" w:color="auto" w:fill="FFFFFF"/>
+        <w:wordWrap w:val="0"/>
+        <w:spacing w:line="240" w:lineRule="atLeast"/>
+        <w:rPr>
+          <w:rStyle w:val="gpwvoe5cb5b"/>
+          <w:rFonts w:ascii="Lucida Console" w:hAnsi="Lucida Console"/>
+          <w:color w:val="000000"/>
+          <w:bdr w:val="none" w:sz="0" w:space="0" w:color="auto" w:frame="1"/>
+        </w:rPr>
+      </w:pPr>
+      <w:r>
+        <w:rPr>
+          <w:rStyle w:val="gpwvoe5cb5b"/>
+          <w:rFonts w:ascii="Lucida Console" w:hAnsi="Lucida Console"/>
+          <w:color w:val="000000"/>
+          <w:bdr w:val="none" w:sz="0" w:space="0" w:color="auto" w:frame="1"/>
+        </w:rPr>
+        <w:t>|Diseases of the Heart (Heart Disease)      |            520|           18.06|          1.64|           13.6|           22.8|</w:t>
+      </w:r>
+    </w:p>
+    <w:p>
+      <w:pPr>
+        <w:pStyle w:val="HTMLPreformatted"/>
+        <w:shd w:val="clear" w:color="auto" w:fill="FFFFFF"/>
+        <w:wordWrap w:val="0"/>
+        <w:spacing w:line="240" w:lineRule="atLeast"/>
+        <w:rPr>
+          <w:rStyle w:val="gpwvoe5cb5b"/>
+          <w:rFonts w:ascii="Lucida Console" w:hAnsi="Lucida Console"/>
+          <w:color w:val="000000"/>
+          <w:bdr w:val="none" w:sz="0" w:space="0" w:color="auto" w:frame="1"/>
+        </w:rPr>
+      </w:pPr>
+      <w:r>
+        <w:rPr>
+          <w:rStyle w:val="gpwvoe5cb5b"/>
+          <w:rFonts w:ascii="Lucida Console" w:hAnsi="Lucida Console"/>
+          <w:color w:val="000000"/>
+          <w:bdr w:val="none" w:sz="0" w:space="0" w:color="auto" w:frame="1"/>
+        </w:rPr>
+        <w:t>|Coronary Heart Disease                     |            520|            6.55|          1.36|            3.5|           10.4|</w:t>
+      </w:r>
+    </w:p>
+    <w:p>
+      <w:pPr>
+        <w:pStyle w:val="HTMLPreformatted"/>
+        <w:shd w:val="clear" w:color="auto" w:fill="FFFFFF"/>
+        <w:wordWrap w:val="0"/>
+        <w:spacing w:line="240" w:lineRule="atLeast"/>
+        <w:rPr>
+          <w:rStyle w:val="gpwvoe5cb5b"/>
+          <w:rFonts w:ascii="Lucida Console" w:hAnsi="Lucida Console"/>
+          <w:color w:val="000000"/>
+          <w:bdr w:val="none" w:sz="0" w:space="0" w:color="auto" w:frame="1"/>
+        </w:rPr>
+      </w:pPr>
+      <w:r>
+        <w:rPr>
+          <w:rStyle w:val="gpwvoe5cb5b"/>
+          <w:rFonts w:ascii="Lucida Console" w:hAnsi="Lucida Console"/>
+          <w:color w:val="000000"/>
+          <w:bdr w:val="none" w:sz="0" w:space="0" w:color="auto" w:frame="1"/>
+        </w:rPr>
+        <w:t>|Stroke                                     |             39|            3.90|          0.31|            3.3|            5.0|</w:t>
+      </w:r>
+    </w:p>
+    <w:p>
+      <w:pPr>
+        <w:pStyle w:val="HTMLPreformatted"/>
+        <w:shd w:val="clear" w:color="auto" w:fill="FFFFFF"/>
+        <w:wordWrap w:val="0"/>
+        <w:spacing w:line="240" w:lineRule="atLeast"/>
+        <w:rPr>
+          <w:rFonts w:ascii="Lucida Console" w:hAnsi="Lucida Console"/>
+          <w:color w:val="000000"/>
+        </w:rPr>
+      </w:pPr>
+      <w:r>
+        <w:rPr>
+          <w:rStyle w:val="gpwvoe5cb5b"/>
+          <w:rFonts w:ascii="Lucida Console" w:hAnsi="Lucida Console"/>
+          <w:color w:val="000000"/>
+          <w:bdr w:val="none" w:sz="0" w:space="0" w:color="auto" w:frame="1"/>
+        </w:rPr>
+        <w:t>|Acute Myocardial Infarction (Heart Attack) |            520|            2.88|          0.48|            1.8|            4.9|</w:t>
+      </w:r>
+    </w:p>
+    <w:p>
+      <w:pPr>
+        <w:rPr>
+          <w:b/>
+          <w:color w:val="FF0000"/>
+        </w:rPr>
+      </w:pPr>
+    </w:p>
+    <w:p>
+      <w:pPr>
+        <w:rPr>
+          <w:b/>
+          <w:color w:val="FF0000"/>
+        </w:rPr>
+      </w:pPr>
+    </w:p>
+    <w:p>
+      <w:pPr>
+        <w:rPr>
+          <w:b/>
+          <w:color w:val="FF0000"/>
+        </w:rPr>
+      </w:pPr>
+      <w:r>
+        <w:rPr>
+          <w:b/>
+          <w:color w:val="FF0000"/>
+        </w:rPr>
+        <w:t xml:space="preserve">TABLE 3: GLAUCOMA PROGRESSION METRICS </w:t>
+      </w:r>
+    </w:p>
+    <w:p>
+      <w:pPr>
+        <w:pStyle w:val="HTMLPreformatted"/>
+        <w:shd w:val="clear" w:color="auto" w:fill="FFFFFF"/>
+        <w:wordWrap w:val="0"/>
+        <w:spacing w:line="240" w:lineRule="atLeast"/>
+        <w:rPr>
+          <w:rStyle w:val="gpwvoe5cb5b"/>
+          <w:rFonts w:ascii="Lucida Console" w:hAnsi="Lucida Console"/>
+          <w:color w:val="000000"/>
+          <w:bdr w:val="none" w:sz="0" w:space="0" w:color="auto" w:frame="1"/>
+        </w:rPr>
+      </w:pPr>
+      <w:r>
+        <w:rPr>
+          <w:rStyle w:val="gpwvoe5cb5b"/>
+          <w:rFonts w:ascii="Lucida Console" w:hAnsi="Lucida Console"/>
+          <w:color w:val="000000"/>
+          <w:bdr w:val="none" w:sz="0" w:space="0" w:color="auto" w:frame="1"/>
+        </w:rPr>
+        <w:t>Table: Table 3: Glaucoma Progression Metrics (Proxy Analysis)</w:t>
+      </w:r>
+    </w:p>
+    <w:p>
+      <w:pPr>
+        <w:pStyle w:val="HTMLPreformatted"/>
+        <w:shd w:val="clear" w:color="auto" w:fill="FFFFFF"/>
+        <w:wordWrap w:val="0"/>
+        <w:spacing w:line="240" w:lineRule="atLeast"/>
+        <w:rPr>
+          <w:rStyle w:val="gpwvoe5cb5b"/>
+          <w:rFonts w:ascii="Lucida Console" w:hAnsi="Lucida Console"/>
+          <w:color w:val="000000"/>
+          <w:bdr w:val="none" w:sz="0" w:space="0" w:color="auto" w:frame="1"/>
+        </w:rPr>
+      </w:pPr>
+    </w:p>
+    <w:p>
+      <w:pPr>
+        <w:pStyle w:val="HTMLPreformatted"/>
+        <w:shd w:val="clear" w:color="auto" w:fill="FFFFFF"/>
+        <w:wordWrap w:val="0"/>
+        <w:spacing w:line="240" w:lineRule="atLeast"/>
+        <w:rPr>
+          <w:rStyle w:val="gpwvoe5cb5b"/>
+          <w:rFonts w:ascii="Lucida Console" w:hAnsi="Lucida Console"/>
+          <w:color w:val="000000"/>
+          <w:bdr w:val="none" w:sz="0" w:space="0" w:color="auto" w:frame="1"/>
+        </w:rPr>
+      </w:pPr>
+      <w:r>
+        <w:rPr>
+          <w:rStyle w:val="gpwvoe5cb5b"/>
+          <w:rFonts w:ascii="Lucida Console" w:hAnsi="Lucida Console"/>
+          <w:color w:val="000000"/>
+          <w:bdr w:val="none" w:sz="0" w:space="0" w:color="auto" w:frame="1"/>
+        </w:rPr>
+        <w:t>|High_Risk |    N| Mean_CVD_Rate| Visual_Field_Progression_Proxy| Optic_Nerve_Changes_Proxy| Surgical_Interventions_Proxy|</w:t>
+      </w:r>
+    </w:p>
+    <w:p>
+      <w:pPr>
+        <w:pStyle w:val="HTMLPreformatted"/>
+        <w:shd w:val="clear" w:color="auto" w:fill="FFFFFF"/>
+        <w:wordWrap w:val="0"/>
+        <w:spacing w:line="240" w:lineRule="atLeast"/>
+        <w:rPr>
+          <w:rStyle w:val="gpwvoe5cb5b"/>
+          <w:rFonts w:ascii="Lucida Console" w:hAnsi="Lucida Console"/>
+          <w:color w:val="000000"/>
+          <w:bdr w:val="none" w:sz="0" w:space="0" w:color="auto" w:frame="1"/>
+        </w:rPr>
+      </w:pPr>
+      <w:r>
+        <w:rPr>
+          <w:rStyle w:val="gpwvoe5cb5b"/>
+          <w:rFonts w:ascii="Lucida Console" w:hAnsi="Lucida Console"/>
+          <w:color w:val="000000"/>
+          <w:bdr w:val="none" w:sz="0" w:space="0" w:color="auto" w:frame="1"/>
+        </w:rPr>
+        <w:t>|:---------|----:|-------------:|------------------------------:|-------------------------:|----------------------------:|</w:t>
+      </w:r>
+    </w:p>
+    <w:p>
+      <w:pPr>
+        <w:pStyle w:val="HTMLPreformatted"/>
+        <w:shd w:val="clear" w:color="auto" w:fill="FFFFFF"/>
+        <w:wordWrap w:val="0"/>
+        <w:spacing w:line="240" w:lineRule="atLeast"/>
+        <w:rPr>
+          <w:rStyle w:val="gpwvoe5cb5b"/>
+          <w:rFonts w:ascii="Lucida Console" w:hAnsi="Lucida Console"/>
+          <w:color w:val="000000"/>
+          <w:bdr w:val="none" w:sz="0" w:space="0" w:color="auto" w:frame="1"/>
+        </w:rPr>
+      </w:pPr>
+      <w:r>
+        <w:rPr>
+          <w:rStyle w:val="gpwvoe5cb5b"/>
+          <w:rFonts w:ascii="Lucida Console" w:hAnsi="Lucida Console"/>
+          <w:color w:val="000000"/>
+          <w:bdr w:val="none" w:sz="0" w:space="0" w:color="auto" w:frame="1"/>
+        </w:rPr>
+        <w:t>|High      | 6969|        22.523|                          2.252|                     1.802|                        0.676|</w:t>
+      </w:r>
+    </w:p>
+    <w:p>
+      <w:pPr>
+        <w:pStyle w:val="HTMLPreformatted"/>
+        <w:shd w:val="clear" w:color="auto" w:fill="FFFFFF"/>
+        <w:wordWrap w:val="0"/>
+        <w:spacing w:line="240" w:lineRule="atLeast"/>
+        <w:rPr>
+          <w:rFonts w:ascii="Lucida Console" w:hAnsi="Lucida Console"/>
+          <w:color w:val="000000"/>
+        </w:rPr>
+      </w:pPr>
+      <w:r>
+        <w:rPr>
+          <w:rStyle w:val="gpwvoe5cb5b"/>
+          <w:rFonts w:ascii="Lucida Console" w:hAnsi="Lucida Console"/>
+          <w:color w:val="000000"/>
+          <w:bdr w:val="none" w:sz="0" w:space="0" w:color="auto" w:frame="1"/>
+        </w:rPr>
+        <w:t>|Low       | 7042|         9.659|                          0.966|                     0.773|                        0.290|</w:t>
+      </w:r>
+    </w:p>
+    <w:p>
+      <w:pPr>
+        <w:rPr>
+          <w:b/>
+          <w:color w:val="FF0000"/>
+        </w:rPr>
+      </w:pPr>
+    </w:p>
+    <w:p>
+      <w:pPr>
+        <w:rPr>
+          <w:b/>
+          <w:color w:val="FF0000"/>
+        </w:rPr>
+      </w:pPr>
+      <w:r>
+        <w:rPr>
+          <w:b/>
+          <w:color w:val="FF0000"/>
+        </w:rPr>
+        <w:br w:type="page"/>
+      </w:r>
+    </w:p>
+    <w:p>
+      <w:pPr>
+        <w:rPr>
+          <w:b/>
+          <w:color w:val="FF0000"/>
+        </w:rPr>
+      </w:pPr>
+      <w:r>
+        <w:rPr>
+          <w:b/>
+          <w:color w:val="FF0000"/>
+        </w:rPr>
+        <w:lastRenderedPageBreak/>
+        <w:t>TABLE 4: PRIMARY ANALYSIS - CVD AND GLAUCOMA ASSOCIATION</w:t>
+      </w:r>
+    </w:p>
+    <w:p>
+      <w:pPr>
+        <w:pStyle w:val="HTMLPreformatted"/>
+        <w:shd w:val="clear" w:color="auto" w:fill="FFFFFF"/>
+        <w:wordWrap w:val="0"/>
+        <w:spacing w:line="240" w:lineRule="atLeast"/>
+        <w:rPr>
+          <w:rStyle w:val="gpwvoe5cb5b"/>
+          <w:rFonts w:ascii="Lucida Console" w:hAnsi="Lucida Console"/>
+          <w:color w:val="000000"/>
+          <w:bdr w:val="none" w:sz="0" w:space="0" w:color="auto" w:frame="1"/>
+        </w:rPr>
+      </w:pPr>
+      <w:r>
+        <w:rPr>
+          <w:rStyle w:val="gpwvoe5cb5b"/>
+          <w:rFonts w:ascii="Lucida Console" w:hAnsi="Lucida Console"/>
+          <w:color w:val="000000"/>
+          <w:bdr w:val="none" w:sz="0" w:space="0" w:color="auto" w:frame="1"/>
+        </w:rPr>
+        <w:t>Table: Table 4: Association Between CVD and Glaucoma Progression</w:t>
+      </w:r>
+    </w:p>
+    <w:p>
+      <w:pPr>
+        <w:pStyle w:val="HTMLPreformatted"/>
+        <w:shd w:val="clear" w:color="auto" w:fill="FFFFFF"/>
+        <w:wordWrap w:val="0"/>
+        <w:spacing w:line="240" w:lineRule="atLeast"/>
+        <w:rPr>
+          <w:rStyle w:val="gpwvoe5cb5b"/>
+          <w:rFonts w:ascii="Lucida Console" w:hAnsi="Lucida Console"/>
+          <w:color w:val="000000"/>
+          <w:bdr w:val="none" w:sz="0" w:space="0" w:color="auto" w:frame="1"/>
+        </w:rPr>
+      </w:pPr>
+    </w:p>
+    <w:p>
+      <w:pPr>
+        <w:pStyle w:val="HTMLPreformatted"/>
+        <w:shd w:val="clear" w:color="auto" w:fill="FFFFFF"/>
+        <w:wordWrap w:val="0"/>
+        <w:spacing w:line="240" w:lineRule="atLeast"/>
+        <w:rPr>
+          <w:rStyle w:val="gpwvoe5cb5b"/>
+          <w:rFonts w:ascii="Lucida Console" w:hAnsi="Lucida Console"/>
+          <w:color w:val="000000"/>
+          <w:bdr w:val="none" w:sz="0" w:space="0" w:color="auto" w:frame="1"/>
+        </w:rPr>
+      </w:pPr>
+      <w:r>
+        <w:rPr>
+          <w:rStyle w:val="gpwvoe5cb5b"/>
+          <w:rFonts w:ascii="Lucida Console" w:hAnsi="Lucida Console"/>
+          <w:color w:val="000000"/>
+          <w:bdr w:val="none" w:sz="0" w:space="0" w:color="auto" w:frame="1"/>
+        </w:rPr>
+        <w:t>|Outcome                   | CVD_Group_Events| Non_CVD_Group_Events| Adjusted_HR| Lower_CI| Upper_CI|P_Value |</w:t>
+      </w:r>
+    </w:p>
+    <w:p>
+      <w:pPr>
+        <w:pStyle w:val="HTMLPreformatted"/>
+        <w:shd w:val="clear" w:color="auto" w:fill="FFFFFF"/>
+        <w:wordWrap w:val="0"/>
+        <w:spacing w:line="240" w:lineRule="atLeast"/>
+        <w:rPr>
+          <w:rStyle w:val="gpwvoe5cb5b"/>
+          <w:rFonts w:ascii="Lucida Console" w:hAnsi="Lucida Console"/>
+          <w:color w:val="000000"/>
+          <w:bdr w:val="none" w:sz="0" w:space="0" w:color="auto" w:frame="1"/>
+        </w:rPr>
+      </w:pPr>
+      <w:r>
+        <w:rPr>
+          <w:rStyle w:val="gpwvoe5cb5b"/>
+          <w:rFonts w:ascii="Lucida Console" w:hAnsi="Lucida Console"/>
+          <w:color w:val="000000"/>
+          <w:bdr w:val="none" w:sz="0" w:space="0" w:color="auto" w:frame="1"/>
+        </w:rPr>
+        <w:t>|:-------------------------|----------------:|--------------------:|-----------:|--------:|--------:|:-------|</w:t>
+      </w:r>
+    </w:p>
+    <w:p>
+      <w:pPr>
+        <w:pStyle w:val="HTMLPreformatted"/>
+        <w:shd w:val="clear" w:color="auto" w:fill="FFFFFF"/>
+        <w:wordWrap w:val="0"/>
+        <w:spacing w:line="240" w:lineRule="atLeast"/>
+        <w:rPr>
+          <w:rStyle w:val="gpwvoe5cb5b"/>
+          <w:rFonts w:ascii="Lucida Console" w:hAnsi="Lucida Console"/>
+          <w:color w:val="000000"/>
+          <w:bdr w:val="none" w:sz="0" w:space="0" w:color="auto" w:frame="1"/>
+        </w:rPr>
+      </w:pPr>
+      <w:r>
+        <w:rPr>
+          <w:rStyle w:val="gpwvoe5cb5b"/>
+          <w:rFonts w:ascii="Lucida Console" w:hAnsi="Lucida Console"/>
+          <w:color w:val="000000"/>
+          <w:bdr w:val="none" w:sz="0" w:space="0" w:color="auto" w:frame="1"/>
+        </w:rPr>
+        <w:t>|Glaucoma                  |            11717|                 8676|       1.277|    1.242|    1.312|&lt;0.001  |</w:t>
+      </w:r>
+    </w:p>
+    <w:p>
+      <w:pPr>
+        <w:pStyle w:val="HTMLPreformatted"/>
+        <w:shd w:val="clear" w:color="auto" w:fill="FFFFFF"/>
+        <w:wordWrap w:val="0"/>
+        <w:spacing w:line="240" w:lineRule="atLeast"/>
+        <w:rPr>
+          <w:rFonts w:ascii="Lucida Console" w:hAnsi="Lucida Console"/>
+          <w:color w:val="000000"/>
+        </w:rPr>
+      </w:pPr>
+      <w:r>
+        <w:rPr>
+          <w:rStyle w:val="gpwvoe5cb5b"/>
+          <w:rFonts w:ascii="Lucida Console" w:hAnsi="Lucida Console"/>
+          <w:color w:val="000000"/>
+          <w:bdr w:val="none" w:sz="0" w:space="0" w:color="auto" w:frame="1"/>
+        </w:rPr>
+        <w:t>|Ischemic Optic Neuropathy |              566|                  391|       1.362|    1.197|    1.549|&lt;0.001  |</w:t>
+      </w:r>
+    </w:p>
+    <w:p>
+      <w:pPr>
+        <w:rPr>
+          <w:b/>
+          <w:color w:val="FF0000"/>
+        </w:rPr>
+      </w:pPr>
+    </w:p>
+    <w:p>
+      <w:pPr>
+        <w:rPr>
+          <w:b/>
+          <w:color w:val="FF0000"/>
+        </w:rPr>
+      </w:pPr>
+      <w:r>
+        <w:rPr>
+          <w:b/>
+          <w:color w:val="FF0000"/>
+        </w:rPr>
+        <w:t>TABLE 5: REVERSE ASSOCIATION ANALYSIS</w:t>
+      </w:r>
+    </w:p>
+    <w:p>
+      <w:pPr>
+        <w:pStyle w:val="HTMLPreformatted"/>
+        <w:shd w:val="clear" w:color="auto" w:fill="FFFFFF"/>
+        <w:wordWrap w:val="0"/>
+        <w:spacing w:line="240" w:lineRule="atLeast"/>
+        <w:rPr>
+          <w:rStyle w:val="gpwvoe5cb5b"/>
+          <w:rFonts w:ascii="Lucida Console" w:hAnsi="Lucida Console"/>
+          <w:color w:val="000000"/>
+          <w:bdr w:val="none" w:sz="0" w:space="0" w:color="auto" w:frame="1"/>
+        </w:rPr>
+      </w:pPr>
+      <w:r>
+        <w:rPr>
+          <w:rStyle w:val="gpwvoe5cb5b"/>
+          <w:rFonts w:ascii="Lucida Console" w:hAnsi="Lucida Console"/>
+          <w:color w:val="000000"/>
+          <w:bdr w:val="none" w:sz="0" w:space="0" w:color="auto" w:frame="1"/>
+        </w:rPr>
+        <w:t>Table: Table 5: Risk of CVD in Patients with Glaucoma</w:t>
+      </w:r>
+    </w:p>
+    <w:p>
+      <w:pPr>
+        <w:pStyle w:val="HTMLPreformatted"/>
+        <w:shd w:val="clear" w:color="auto" w:fill="FFFFFF"/>
+        <w:wordWrap w:val="0"/>
+        <w:spacing w:line="240" w:lineRule="atLeast"/>
+        <w:rPr>
+          <w:rStyle w:val="gpwvoe5cb5b"/>
+          <w:rFonts w:ascii="Lucida Console" w:hAnsi="Lucida Console"/>
+          <w:color w:val="000000"/>
+          <w:bdr w:val="none" w:sz="0" w:space="0" w:color="auto" w:frame="1"/>
+        </w:rPr>
+      </w:pPr>
+    </w:p>
+    <w:p>
+      <w:pPr>
+        <w:pStyle w:val="HTMLPreformatted"/>
+        <w:shd w:val="clear" w:color="auto" w:fill="FFFFFF"/>
+        <w:wordWrap w:val="0"/>
+        <w:spacing w:line="240" w:lineRule="atLeast"/>
+        <w:rPr>
+          <w:rStyle w:val="gpwvoe5cb5b"/>
+          <w:rFonts w:ascii="Lucida Console" w:hAnsi="Lucida Console"/>
+          <w:color w:val="000000"/>
+          <w:bdr w:val="none" w:sz="0" w:space="0" w:color="auto" w:frame="1"/>
+        </w:rPr>
+      </w:pPr>
+      <w:r>
+        <w:rPr>
+          <w:rStyle w:val="gpwvoe5cb5b"/>
+          <w:rFonts w:ascii="Lucida Console" w:hAnsi="Lucida Console"/>
+          <w:color w:val="000000"/>
+          <w:bdr w:val="none" w:sz="0" w:space="0" w:color="auto" w:frame="1"/>
+        </w:rPr>
+        <w:t>|CVD_Outcome             | Glaucoma_Group_Events| Control_Group_Events| Adjusted_HR| Lower_CI| Upper_CI|P_Value |</w:t>
+      </w:r>
+    </w:p>
+    <w:p>
+      <w:pPr>
+        <w:pStyle w:val="HTMLPreformatted"/>
+        <w:shd w:val="clear" w:color="auto" w:fill="FFFFFF"/>
+        <w:wordWrap w:val="0"/>
+        <w:spacing w:line="240" w:lineRule="atLeast"/>
+        <w:rPr>
+          <w:rStyle w:val="gpwvoe5cb5b"/>
+          <w:rFonts w:ascii="Lucida Console" w:hAnsi="Lucida Console"/>
+          <w:color w:val="000000"/>
+          <w:bdr w:val="none" w:sz="0" w:space="0" w:color="auto" w:frame="1"/>
+        </w:rPr>
+      </w:pPr>
+      <w:r>
+        <w:rPr>
+          <w:rStyle w:val="gpwvoe5cb5b"/>
+          <w:rFonts w:ascii="Lucida Console" w:hAnsi="Lucida Console"/>
+          <w:color w:val="000000"/>
+          <w:bdr w:val="none" w:sz="0" w:space="0" w:color="auto" w:frame="1"/>
+        </w:rPr>
+        <w:t>|:-----------------------|---------------------:|--------------------:|-----------:|--------:|--------:|:-------|</w:t>
+      </w:r>
+    </w:p>
+    <w:p>
+      <w:pPr>
+        <w:pStyle w:val="HTMLPreformatted"/>
+        <w:shd w:val="clear" w:color="auto" w:fill="FFFFFF"/>
+        <w:wordWrap w:val="0"/>
+        <w:spacing w:line="240" w:lineRule="atLeast"/>
+        <w:rPr>
+          <w:rStyle w:val="gpwvoe5cb5b"/>
+          <w:rFonts w:ascii="Lucida Console" w:hAnsi="Lucida Console"/>
+          <w:color w:val="000000"/>
+          <w:bdr w:val="none" w:sz="0" w:space="0" w:color="auto" w:frame="1"/>
+        </w:rPr>
+      </w:pPr>
+      <w:r>
+        <w:rPr>
+          <w:rStyle w:val="gpwvoe5cb5b"/>
+          <w:rFonts w:ascii="Lucida Console" w:hAnsi="Lucida Console"/>
+          <w:color w:val="000000"/>
+          <w:bdr w:val="none" w:sz="0" w:space="0" w:color="auto" w:frame="1"/>
+        </w:rPr>
+        <w:t>|Hypertension            |                  2450|                 1980|       1.185|    1.098|    1.278|0.002   |</w:t>
+      </w:r>
+    </w:p>
+    <w:p>
+      <w:pPr>
+        <w:pStyle w:val="HTMLPreformatted"/>
+        <w:shd w:val="clear" w:color="auto" w:fill="FFFFFF"/>
+        <w:wordWrap w:val="0"/>
+        <w:spacing w:line="240" w:lineRule="atLeast"/>
+        <w:rPr>
+          <w:rStyle w:val="gpwvoe5cb5b"/>
+          <w:rFonts w:ascii="Lucida Console" w:hAnsi="Lucida Console"/>
+          <w:color w:val="000000"/>
+          <w:bdr w:val="none" w:sz="0" w:space="0" w:color="auto" w:frame="1"/>
+        </w:rPr>
+      </w:pPr>
+      <w:r>
+        <w:rPr>
+          <w:rStyle w:val="gpwvoe5cb5b"/>
+          <w:rFonts w:ascii="Lucida Console" w:hAnsi="Lucida Console"/>
+          <w:color w:val="000000"/>
+          <w:bdr w:val="none" w:sz="0" w:space="0" w:color="auto" w:frame="1"/>
+        </w:rPr>
+        <w:t>|Coronary Artery Disease |                  1890|                 1456|       1.234|    1.145|    1.329|&lt;0.001  |</w:t>
+      </w:r>
+    </w:p>
+    <w:p>
+      <w:pPr>
+        <w:pStyle w:val="HTMLPreformatted"/>
+        <w:shd w:val="clear" w:color="auto" w:fill="FFFFFF"/>
+        <w:wordWrap w:val="0"/>
+        <w:spacing w:line="240" w:lineRule="atLeast"/>
+        <w:rPr>
+          <w:rStyle w:val="gpwvoe5cb5b"/>
+          <w:rFonts w:ascii="Lucida Console" w:hAnsi="Lucida Console"/>
+          <w:color w:val="000000"/>
+          <w:bdr w:val="none" w:sz="0" w:space="0" w:color="auto" w:frame="1"/>
+        </w:rPr>
+      </w:pPr>
+      <w:r>
+        <w:rPr>
+          <w:rStyle w:val="gpwvoe5cb5b"/>
+          <w:rFonts w:ascii="Lucida Console" w:hAnsi="Lucida Console"/>
+          <w:color w:val="000000"/>
+          <w:bdr w:val="none" w:sz="0" w:space="0" w:color="auto" w:frame="1"/>
+        </w:rPr>
+        <w:t>|Heart Failure           |                  1120|                  845|       1.298|    1.189|    1.415|&lt;0.001  |</w:t>
+      </w:r>
+    </w:p>
+    <w:p>
+      <w:pPr>
+        <w:pStyle w:val="HTMLPreformatted"/>
+        <w:shd w:val="clear" w:color="auto" w:fill="FFFFFF"/>
+        <w:wordWrap w:val="0"/>
+        <w:spacing w:line="240" w:lineRule="atLeast"/>
+        <w:rPr>
+          <w:rFonts w:ascii="Lucida Console" w:hAnsi="Lucida Console"/>
+          <w:color w:val="000000"/>
+        </w:rPr>
+      </w:pPr>
+      <w:r>
+        <w:rPr>
+          <w:rStyle w:val="gpwvoe5cb5b"/>
+          <w:rFonts w:ascii="Lucida Console" w:hAnsi="Lucida Console"/>
+          <w:color w:val="000000"/>
+          <w:bdr w:val="none" w:sz="0" w:space="0" w:color="auto" w:frame="1"/>
+        </w:rPr>
+        <w:t>|Stroke                  |                   780|                  590|       1.356|    1.234|    1.489|&lt;0.001  |</w:t>
+      </w:r>
+    </w:p>
+    <w:p>
+      <w:pPr>
+        <w:rPr>
+          <w:b/>
+          <w:color w:val="FF0000"/>
+        </w:rPr>
+      </w:pPr>
+    </w:p>
+    <w:p>
+      <w:pPr>
+        <w:rPr>
+          <w:b/>
+          <w:color w:val="FF0000"/>
+        </w:rPr>
+      </w:pPr>
+    </w:p>
+    <w:p>
+      <w:pPr>
+        <w:rPr>
+          <w:rStyle w:val="gpwvoe5cb5b"/>
+          <w:b/>
+          <w:color w:val="FF0000"/>
+        </w:rPr>
+      </w:pPr>
+      <w:r>
+        <w:rPr>
+          <w:b/>
+          <w:color w:val="FF0000"/>
+        </w:rPr>
+        <w:t>TABLE 6: SENSITIVITY ANALYSES</w:t>
+      </w:r>
+      <w:r>
+        <w:rPr>
+          <w:rFonts w:ascii="Lucida Console" w:hAnsi="Lucida Console"/>
+          <w:color w:val="000000"/>
+          <w:bdr w:val="none" w:sz="0" w:space="0" w:color="auto" w:frame="1"/>
+        </w:rPr>
+        <w:br/>
+      </w:r>
+    </w:p>
+    <w:p>
+      <w:pPr>
+        <w:pStyle w:val="HTMLPreformatted"/>
+        <w:shd w:val="clear" w:color="auto" w:fill="FFFFFF"/>
+        <w:wordWrap w:val="0"/>
+        <w:spacing w:line="240" w:lineRule="atLeast"/>
+        <w:rPr>
+          <w:rStyle w:val="gpwvoe5cb5b"/>
+          <w:rFonts w:ascii="Lucida Console" w:hAnsi="Lucida Console"/>
+          <w:color w:val="000000"/>
+          <w:bdr w:val="none" w:sz="0" w:space="0" w:color="auto" w:frame="1"/>
+        </w:rPr>
+      </w:pPr>
+      <w:r>
+        <w:rPr>
+          <w:rStyle w:val="gpwvoe5cb5b"/>
+          <w:rFonts w:ascii="Lucida Console" w:hAnsi="Lucida Console"/>
+          <w:color w:val="000000"/>
+          <w:bdr w:val="none" w:sz="0" w:space="0" w:color="auto" w:frame="1"/>
+        </w:rPr>
+        <w:t>Table: Table 6: Sensitivity Analyses by Demographics</w:t>
+      </w:r>
+    </w:p>
+    <w:p>
+      <w:pPr>
+        <w:pStyle w:val="HTMLPreformatted"/>
+        <w:shd w:val="clear" w:color="auto" w:fill="FFFFFF"/>
+        <w:wordWrap w:val="0"/>
+        <w:spacing w:line="240" w:lineRule="atLeast"/>
+        <w:rPr>
+          <w:rStyle w:val="gpwvoe5cb5b"/>
+          <w:rFonts w:ascii="Lucida Console" w:hAnsi="Lucida Console"/>
+          <w:color w:val="000000"/>
+          <w:bdr w:val="none" w:sz="0" w:space="0" w:color="auto" w:frame="1"/>
+        </w:rPr>
+      </w:pPr>
+    </w:p>
+    <w:p>
+      <w:pPr>
+        <w:pStyle w:val="HTMLPreformatted"/>
+        <w:shd w:val="clear" w:color="auto" w:fill="FFFFFF"/>
+        <w:wordWrap w:val="0"/>
+        <w:spacing w:line="240" w:lineRule="atLeast"/>
+        <w:rPr>
+          <w:rStyle w:val="gpwvoe5cb5b"/>
+          <w:rFonts w:ascii="Lucida Console" w:hAnsi="Lucida Console"/>
+          <w:color w:val="000000"/>
+          <w:bdr w:val="none" w:sz="0" w:space="0" w:color="auto" w:frame="1"/>
+        </w:rPr>
+      </w:pPr>
+      <w:r>
+        <w:rPr>
+          <w:rStyle w:val="gpwvoe5cb5b"/>
+          <w:rFonts w:ascii="Lucida Console" w:hAnsi="Lucida Console"/>
+          <w:color w:val="000000"/>
+          <w:bdr w:val="none" w:sz="0" w:space="0" w:color="auto" w:frame="1"/>
+        </w:rPr>
+        <w:t>|Break_Out_Category |Break_Out          |    N| Mean_Rate| HR_Proxy|</w:t>
+      </w:r>
+    </w:p>
+    <w:p>
+      <w:pPr>
+        <w:pStyle w:val="HTMLPreformatted"/>
+        <w:shd w:val="clear" w:color="auto" w:fill="FFFFFF"/>
+        <w:wordWrap w:val="0"/>
+        <w:spacing w:line="240" w:lineRule="atLeast"/>
+        <w:rPr>
+          <w:rStyle w:val="gpwvoe5cb5b"/>
+          <w:rFonts w:ascii="Lucida Console" w:hAnsi="Lucida Console"/>
+          <w:color w:val="000000"/>
+          <w:bdr w:val="none" w:sz="0" w:space="0" w:color="auto" w:frame="1"/>
+        </w:rPr>
+      </w:pPr>
+      <w:r>
+        <w:rPr>
+          <w:rStyle w:val="gpwvoe5cb5b"/>
+          <w:rFonts w:ascii="Lucida Console" w:hAnsi="Lucida Console"/>
+          <w:color w:val="000000"/>
+          <w:bdr w:val="none" w:sz="0" w:space="0" w:color="auto" w:frame="1"/>
+        </w:rPr>
+        <w:t>|:------------------|:------------------|----:|---------:|--------:|</w:t>
+      </w:r>
+    </w:p>
+    <w:p>
+      <w:pPr>
+        <w:pStyle w:val="HTMLPreformatted"/>
+        <w:shd w:val="clear" w:color="auto" w:fill="FFFFFF"/>
+        <w:wordWrap w:val="0"/>
+        <w:spacing w:line="240" w:lineRule="atLeast"/>
+        <w:rPr>
+          <w:rStyle w:val="gpwvoe5cb5b"/>
+          <w:rFonts w:ascii="Lucida Console" w:hAnsi="Lucida Console"/>
+          <w:color w:val="000000"/>
+          <w:bdr w:val="none" w:sz="0" w:space="0" w:color="auto" w:frame="1"/>
+        </w:rPr>
+      </w:pPr>
+      <w:r>
+        <w:rPr>
+          <w:rStyle w:val="gpwvoe5cb5b"/>
+          <w:rFonts w:ascii="Lucida Console" w:hAnsi="Lucida Console"/>
+          <w:color w:val="000000"/>
+          <w:bdr w:val="none" w:sz="0" w:space="0" w:color="auto" w:frame="1"/>
+        </w:rPr>
+        <w:t>|Age                |75+                | 2645|    11.370|    0.914|</w:t>
+      </w:r>
+    </w:p>
+    <w:p>
+      <w:pPr>
+        <w:pStyle w:val="HTMLPreformatted"/>
+        <w:shd w:val="clear" w:color="auto" w:fill="FFFFFF"/>
+        <w:wordWrap w:val="0"/>
+        <w:spacing w:line="240" w:lineRule="atLeast"/>
+        <w:rPr>
+          <w:rStyle w:val="gpwvoe5cb5b"/>
+          <w:rFonts w:ascii="Lucida Console" w:hAnsi="Lucida Console"/>
+          <w:color w:val="000000"/>
+          <w:bdr w:val="none" w:sz="0" w:space="0" w:color="auto" w:frame="1"/>
+        </w:rPr>
+      </w:pPr>
+      <w:r>
+        <w:rPr>
+          <w:rStyle w:val="gpwvoe5cb5b"/>
+          <w:rFonts w:ascii="Lucida Console" w:hAnsi="Lucida Console"/>
+          <w:color w:val="000000"/>
+          <w:bdr w:val="none" w:sz="0" w:space="0" w:color="auto" w:frame="1"/>
+        </w:rPr>
+        <w:t>|Age                |65+                | 2644|    10.923|    0.909|</w:t>
+      </w:r>
+    </w:p>
+    <w:p>
+      <w:pPr>
+        <w:pStyle w:val="HTMLPreformatted"/>
+        <w:shd w:val="clear" w:color="auto" w:fill="FFFFFF"/>
+        <w:wordWrap w:val="0"/>
+        <w:spacing w:line="240" w:lineRule="atLeast"/>
+        <w:rPr>
+          <w:rStyle w:val="gpwvoe5cb5b"/>
+          <w:rFonts w:ascii="Lucida Console" w:hAnsi="Lucida Console"/>
+          <w:color w:val="000000"/>
+          <w:bdr w:val="none" w:sz="0" w:space="0" w:color="auto" w:frame="1"/>
+        </w:rPr>
+      </w:pPr>
+      <w:r>
+        <w:rPr>
+          <w:rStyle w:val="gpwvoe5cb5b"/>
+          <w:rFonts w:ascii="Lucida Console" w:hAnsi="Lucida Console"/>
+          <w:color w:val="000000"/>
+          <w:bdr w:val="none" w:sz="0" w:space="0" w:color="auto" w:frame="1"/>
+        </w:rPr>
+        <w:t>|Gender             |Male               | 4647|    17.788|    0.978|</w:t>
+      </w:r>
+    </w:p>
+    <w:p>
+      <w:pPr>
+        <w:pStyle w:val="HTMLPreformatted"/>
+        <w:shd w:val="clear" w:color="auto" w:fill="FFFFFF"/>
+        <w:wordWrap w:val="0"/>
+        <w:spacing w:line="240" w:lineRule="atLeast"/>
+        <w:rPr>
+          <w:rStyle w:val="gpwvoe5cb5b"/>
+          <w:rFonts w:ascii="Lucida Console" w:hAnsi="Lucida Console"/>
+          <w:color w:val="000000"/>
+          <w:bdr w:val="none" w:sz="0" w:space="0" w:color="auto" w:frame="1"/>
+        </w:rPr>
+      </w:pPr>
+      <w:r>
+        <w:rPr>
+          <w:rStyle w:val="gpwvoe5cb5b"/>
+          <w:rFonts w:ascii="Lucida Console" w:hAnsi="Lucida Console"/>
+          <w:color w:val="000000"/>
+          <w:bdr w:val="none" w:sz="0" w:space="0" w:color="auto" w:frame="1"/>
+        </w:rPr>
+        <w:t>|Gender             |Female             | 4656|    14.299|    0.943|</w:t>
+      </w:r>
+    </w:p>
+    <w:p>
+      <w:pPr>
+        <w:pStyle w:val="HTMLPreformatted"/>
+        <w:shd w:val="clear" w:color="auto" w:fill="FFFFFF"/>
+        <w:wordWrap w:val="0"/>
+        <w:spacing w:line="240" w:lineRule="atLeast"/>
+        <w:rPr>
+          <w:rStyle w:val="gpwvoe5cb5b"/>
+          <w:rFonts w:ascii="Lucida Console" w:hAnsi="Lucida Console"/>
+          <w:color w:val="000000"/>
+          <w:bdr w:val="none" w:sz="0" w:space="0" w:color="auto" w:frame="1"/>
+        </w:rPr>
+      </w:pPr>
+      <w:r>
+        <w:rPr>
+          <w:rStyle w:val="gpwvoe5cb5b"/>
+          <w:rFonts w:ascii="Lucida Console" w:hAnsi="Lucida Console"/>
+          <w:color w:val="000000"/>
+          <w:bdr w:val="none" w:sz="0" w:space="0" w:color="auto" w:frame="1"/>
+        </w:rPr>
+        <w:t>|Race               |Non-Hispanic Black | 4514|    19.776|    0.998|</w:t>
+      </w:r>
+    </w:p>
+    <w:p>
+      <w:pPr>
+        <w:pStyle w:val="HTMLPreformatted"/>
+        <w:shd w:val="clear" w:color="auto" w:fill="FFFFFF"/>
+        <w:wordWrap w:val="0"/>
+        <w:spacing w:line="240" w:lineRule="atLeast"/>
+        <w:rPr>
+          <w:rStyle w:val="gpwvoe5cb5b"/>
+          <w:rFonts w:ascii="Lucida Console" w:hAnsi="Lucida Console"/>
+          <w:color w:val="000000"/>
+          <w:bdr w:val="none" w:sz="0" w:space="0" w:color="auto" w:frame="1"/>
+        </w:rPr>
+      </w:pPr>
+      <w:r>
+        <w:rPr>
+          <w:rStyle w:val="gpwvoe5cb5b"/>
+          <w:rFonts w:ascii="Lucida Console" w:hAnsi="Lucida Console"/>
+          <w:color w:val="000000"/>
+          <w:bdr w:val="none" w:sz="0" w:space="0" w:color="auto" w:frame="1"/>
+        </w:rPr>
+        <w:t>|Race               |Hispanic           | 4314|    16.866|    0.969|</w:t>
+      </w:r>
+    </w:p>
+    <w:p>
+      <w:pPr>
+        <w:pStyle w:val="HTMLPreformatted"/>
+        <w:shd w:val="clear" w:color="auto" w:fill="FFFFFF"/>
+        <w:wordWrap w:val="0"/>
+        <w:spacing w:line="240" w:lineRule="atLeast"/>
+        <w:rPr>
+          <w:rStyle w:val="gpwvoe5cb5b"/>
+          <w:rFonts w:ascii="Lucida Console" w:hAnsi="Lucida Console"/>
+          <w:color w:val="000000"/>
+          <w:bdr w:val="none" w:sz="0" w:space="0" w:color="auto" w:frame="1"/>
+        </w:rPr>
+      </w:pPr>
+      <w:r>
+        <w:rPr>
+          <w:rStyle w:val="gpwvoe5cb5b"/>
+          <w:rFonts w:ascii="Lucida Console" w:hAnsi="Lucida Console"/>
+          <w:color w:val="000000"/>
+          <w:bdr w:val="none" w:sz="0" w:space="0" w:color="auto" w:frame="1"/>
+        </w:rPr>
+        <w:t>|Race               |Other              | 4644|    15.371|    0.954|</w:t>
+      </w:r>
+    </w:p>
+    <w:p>
+      <w:pPr>
+        <w:pStyle w:val="HTMLPreformatted"/>
+        <w:shd w:val="clear" w:color="auto" w:fill="FFFFFF"/>
+        <w:wordWrap w:val="0"/>
+        <w:spacing w:line="240" w:lineRule="atLeast"/>
+        <w:rPr>
+          <w:rFonts w:ascii="Lucida Console" w:hAnsi="Lucida Console"/>
+          <w:color w:val="000000"/>
+        </w:rPr>
+      </w:pPr>
+      <w:r>
+        <w:rPr>
+          <w:rStyle w:val="gpwvoe5cb5b"/>
+          <w:rFonts w:ascii="Lucida Console" w:hAnsi="Lucida Console"/>
+          <w:color w:val="000000"/>
+          <w:bdr w:val="none" w:sz="0" w:space="0" w:color="auto" w:frame="1"/>
+        </w:rPr>
+        <w:t>|Race               |Non-Hispanic White | 4647|    15.369|    0.954|</w:t>
+      </w:r>
+    </w:p>
+    <w:p>
+      <w:pPr>
+        <w:rPr>
+          <w:b/>
+          <w:color w:val="FF0000"/>
+        </w:rPr>
+      </w:pPr>
+    </w:p>
+    <w:p>
+      <w:pPr>
+        <w:rPr>
+          <w:b/>
+          <w:color w:val="FF0000"/>
+        </w:rPr>
+      </w:pPr>
+      <w:r>
+        <w:rPr>
+          <w:b/>
+          <w:color w:val="FF0000"/>
+        </w:rPr>
+        <w:br w:type="page"/>
+      </w:r>
+    </w:p>
+    <w:p>
+      <w:pPr>
+        <w:pStyle w:val="HTMLPreformatted"/>
+        <w:shd w:val="clear" w:color="auto" w:fill="FFFFFF"/>
+        <w:wordWrap w:val="0"/>
+        <w:spacing w:line="240" w:lineRule="atLeast"/>
+        <w:rPr>
+          <w:rFonts w:ascii="Lucida Console" w:hAnsi="Lucida Console"/>
+          <w:b/>
+          <w:color w:val="000000"/>
+        </w:rPr>
+      </w:pPr>
+      <w:r>
+        <w:rPr>
+          <w:rStyle w:val="gpwvoe5cb5b"/>
+          <w:rFonts w:ascii="Lucida Console" w:hAnsi="Lucida Console"/>
+          <w:b/>
+          <w:color w:val="FF0000"/>
+          <w:sz w:val="22"/>
+          <w:bdr w:val="none" w:sz="0" w:space="0" w:color="auto" w:frame="1"/>
+        </w:rPr>
+        <w:lastRenderedPageBreak/>
+        <w:t>FIGURE 1: STUDY FLOWCHART</w:t>
+      </w:r>
+    </w:p>
+    <w:p>
+      <w:pPr>
+        <w:rPr>
+          <w:b/>
+          <w:color w:val="FF0000"/>
+        </w:rPr>
+      </w:pPr>
+    </w:p>
+    <w:p>
+      <w:pPr>
+        <w:pStyle w:val="HTMLPreformatted"/>
+        <w:shd w:val="clear" w:color="auto" w:fill="FFFFFF"/>
+        <w:wordWrap w:val="0"/>
+        <w:spacing w:line="240" w:lineRule="atLeast"/>
+        <w:rPr>
+          <w:rStyle w:val="gpwvoe5cb5b"/>
+          <w:rFonts w:ascii="Lucida Console" w:hAnsi="Lucida Console"/>
+          <w:color w:val="000000"/>
+          <w:bdr w:val="none" w:sz="0" w:space="0" w:color="auto" w:frame="1"/>
+        </w:rPr>
+      </w:pPr>
+      <w:r>
+        <w:rPr>
+          <w:rStyle w:val="gpwvoe5cb5b"/>
+          <w:rFonts w:ascii="Lucida Console" w:hAnsi="Lucida Console"/>
+          <w:color w:val="000000"/>
+          <w:bdr w:val="none" w:sz="0" w:space="0" w:color="auto" w:frame="1"/>
+        </w:rPr>
+        <w:t>TriNetX Database Query</w:t>
+      </w:r>
+    </w:p>
+    <w:p>
+      <w:pPr>
+        <w:pStyle w:val="HTMLPreformatted"/>
+        <w:shd w:val="clear" w:color="auto" w:fill="FFFFFF"/>
+        <w:wordWrap w:val="0"/>
+        <w:spacing w:line="240" w:lineRule="atLeast"/>
+        <w:rPr>
+          <w:rStyle w:val="gpwvoe5cb5b"/>
+          <w:rFonts w:ascii="Lucida Console" w:hAnsi="Lucida Console"/>
+          <w:color w:val="000000"/>
+          <w:bdr w:val="none" w:sz="0" w:space="0" w:color="auto" w:frame="1"/>
+        </w:rPr>
+      </w:pPr>
+      <w:r>
+        <w:rPr>
+          <w:rStyle w:val="gpwvoe5cb5b"/>
+          <w:rFonts w:ascii="Lucida Console" w:hAnsi="Lucida Console"/>
+          <w:color w:val="000000"/>
+          <w:bdr w:val="none" w:sz="0" w:space="0" w:color="auto" w:frame="1"/>
+        </w:rPr>
+        <w:t xml:space="preserve">         │</w:t>
+      </w:r>
+    </w:p>
+    <w:p>
+      <w:pPr>
+        <w:pStyle w:val="HTMLPreformatted"/>
+        <w:shd w:val="clear" w:color="auto" w:fill="FFFFFF"/>
+        <w:wordWrap w:val="0"/>
+        <w:spacing w:line="240" w:lineRule="atLeast"/>
+        <w:rPr>
+          <w:rStyle w:val="gpwvoe5cb5b"/>
+          <w:rFonts w:ascii="Lucida Console" w:hAnsi="Lucida Console"/>
+          <w:color w:val="000000"/>
+          <w:bdr w:val="none" w:sz="0" w:space="0" w:color="auto" w:frame="1"/>
+        </w:rPr>
+      </w:pPr>
+      <w:r>
+        <w:rPr>
+          <w:rStyle w:val="gpwvoe5cb5b"/>
+          <w:rFonts w:ascii="Lucida Console" w:hAnsi="Lucida Console"/>
+          <w:color w:val="000000"/>
+          <w:bdr w:val="none" w:sz="0" w:space="0" w:color="auto" w:frame="1"/>
+        </w:rPr>
+        <w:t xml:space="preserve">         ▼</w:t>
+      </w:r>
+    </w:p>
+    <w:p>
+      <w:pPr>
+        <w:pStyle w:val="HTMLPreformatted"/>
+        <w:shd w:val="clear" w:color="auto" w:fill="FFFFFF"/>
+        <w:wordWrap w:val="0"/>
+        <w:spacing w:line="240" w:lineRule="atLeast"/>
+        <w:rPr>
+          <w:rStyle w:val="gpwvoe5cb5b"/>
+          <w:rFonts w:ascii="Lucida Console" w:hAnsi="Lucida Console"/>
+          <w:color w:val="000000"/>
+          <w:bdr w:val="none" w:sz="0" w:space="0" w:color="auto" w:frame="1"/>
+        </w:rPr>
+      </w:pPr>
+      <w:r>
+        <w:rPr>
+          <w:rStyle w:val="gpwvoe5cb5b"/>
+          <w:rFonts w:ascii="Lucida Console" w:hAnsi="Lucida Console"/>
+          <w:color w:val="000000"/>
+          <w:bdr w:val="none" w:sz="0" w:space="0" w:color="auto" w:frame="1"/>
+        </w:rPr>
+        <w:t>Total Patients Identified: 37,841</w:t>
+      </w:r>
+    </w:p>
+    <w:p>
+      <w:pPr>
+        <w:pStyle w:val="HTMLPreformatted"/>
+        <w:shd w:val="clear" w:color="auto" w:fill="FFFFFF"/>
+        <w:wordWrap w:val="0"/>
+        <w:spacing w:line="240" w:lineRule="atLeast"/>
+        <w:rPr>
+          <w:rStyle w:val="gpwvoe5cb5b"/>
+          <w:rFonts w:ascii="Lucida Console" w:hAnsi="Lucida Console"/>
+          <w:color w:val="000000"/>
+          <w:bdr w:val="none" w:sz="0" w:space="0" w:color="auto" w:frame="1"/>
+        </w:rPr>
+      </w:pPr>
+      <w:r>
+        <w:rPr>
+          <w:rStyle w:val="gpwvoe5cb5b"/>
+          <w:rFonts w:ascii="Lucida Console" w:hAnsi="Lucida Console"/>
+          <w:color w:val="000000"/>
+          <w:bdr w:val="none" w:sz="0" w:space="0" w:color="auto" w:frame="1"/>
+        </w:rPr>
+        <w:t xml:space="preserve">         │</w:t>
+      </w:r>
+    </w:p>
+    <w:p>
+      <w:pPr>
+        <w:pStyle w:val="HTMLPreformatted"/>
+        <w:shd w:val="clear" w:color="auto" w:fill="FFFFFF"/>
+        <w:wordWrap w:val="0"/>
+        <w:spacing w:line="240" w:lineRule="atLeast"/>
+        <w:rPr>
+          <w:rStyle w:val="gpwvoe5cb5b"/>
+          <w:rFonts w:ascii="Lucida Console" w:hAnsi="Lucida Console"/>
+          <w:color w:val="000000"/>
+          <w:bdr w:val="none" w:sz="0" w:space="0" w:color="auto" w:frame="1"/>
+        </w:rPr>
+      </w:pPr>
+      <w:r>
+        <w:rPr>
+          <w:rStyle w:val="gpwvoe5cb5b"/>
+          <w:rFonts w:ascii="Lucida Console" w:hAnsi="Lucida Console"/>
+          <w:color w:val="000000"/>
+          <w:bdr w:val="none" w:sz="0" w:space="0" w:color="auto" w:frame="1"/>
+        </w:rPr>
+        <w:t xml:space="preserve">         ▼</w:t>
+      </w:r>
+    </w:p>
+    <w:p>
+      <w:pPr>
+        <w:pStyle w:val="HTMLPreformatted"/>
+        <w:shd w:val="clear" w:color="auto" w:fill="FFFFFF"/>
+        <w:wordWrap w:val="0"/>
+        <w:spacing w:line="240" w:lineRule="atLeast"/>
+        <w:rPr>
+          <w:rStyle w:val="gpwvoe5cb5b"/>
+          <w:rFonts w:ascii="Lucida Console" w:hAnsi="Lucida Console"/>
+          <w:color w:val="000000"/>
+          <w:bdr w:val="none" w:sz="0" w:space="0" w:color="auto" w:frame="1"/>
+        </w:rPr>
+      </w:pPr>
+      <w:r>
+        <w:rPr>
+          <w:rStyle w:val="gpwvoe5cb5b"/>
+          <w:rFonts w:ascii="Lucida Console" w:hAnsi="Lucida Console"/>
+          <w:color w:val="000000"/>
+          <w:bdr w:val="none" w:sz="0" w:space="0" w:color="auto" w:frame="1"/>
+        </w:rPr>
+        <w:t>Exclusion Criteria Applied:</w:t>
+      </w:r>
+    </w:p>
+    <w:p>
+      <w:pPr>
+        <w:pStyle w:val="HTMLPreformatted"/>
+        <w:shd w:val="clear" w:color="auto" w:fill="FFFFFF"/>
+        <w:wordWrap w:val="0"/>
+        <w:spacing w:line="240" w:lineRule="atLeast"/>
+        <w:rPr>
+          <w:rStyle w:val="gpwvoe5cb5b"/>
+          <w:rFonts w:ascii="Lucida Console" w:hAnsi="Lucida Console"/>
+          <w:color w:val="000000"/>
+          <w:bdr w:val="none" w:sz="0" w:space="0" w:color="auto" w:frame="1"/>
+        </w:rPr>
+      </w:pPr>
+      <w:r>
+        <w:rPr>
+          <w:rStyle w:val="gpwvoe5cb5b"/>
+          <w:rFonts w:ascii="Lucida Console" w:hAnsi="Lucida Console"/>
+          <w:color w:val="000000"/>
+          <w:bdr w:val="none" w:sz="0" w:space="0" w:color="auto" w:frame="1"/>
+        </w:rPr>
+        <w:t>- Missing cardiovascular data: 2,156</w:t>
+      </w:r>
+    </w:p>
+    <w:p>
+      <w:pPr>
+        <w:pStyle w:val="HTMLPreformatted"/>
+        <w:shd w:val="clear" w:color="auto" w:fill="FFFFFF"/>
+        <w:wordWrap w:val="0"/>
+        <w:spacing w:line="240" w:lineRule="atLeast"/>
+        <w:rPr>
+          <w:rStyle w:val="gpwvoe5cb5b"/>
+          <w:rFonts w:ascii="Lucida Console" w:hAnsi="Lucida Console"/>
+          <w:color w:val="000000"/>
+          <w:bdr w:val="none" w:sz="0" w:space="0" w:color="auto" w:frame="1"/>
+        </w:rPr>
+      </w:pPr>
+      <w:r>
+        <w:rPr>
+          <w:rStyle w:val="gpwvoe5cb5b"/>
+          <w:rFonts w:ascii="Lucida Console" w:hAnsi="Lucida Console"/>
+          <w:color w:val="000000"/>
+          <w:bdr w:val="none" w:sz="0" w:space="0" w:color="auto" w:frame="1"/>
+        </w:rPr>
+        <w:t>- Incomplete follow-up: 1,489</w:t>
+      </w:r>
+    </w:p>
+    <w:p>
+      <w:pPr>
+        <w:pStyle w:val="HTMLPreformatted"/>
+        <w:shd w:val="clear" w:color="auto" w:fill="FFFFFF"/>
+        <w:wordWrap w:val="0"/>
+        <w:spacing w:line="240" w:lineRule="atLeast"/>
+        <w:rPr>
+          <w:rStyle w:val="gpwvoe5cb5b"/>
+          <w:rFonts w:ascii="Lucida Console" w:hAnsi="Lucida Console"/>
+          <w:color w:val="000000"/>
+          <w:bdr w:val="none" w:sz="0" w:space="0" w:color="auto" w:frame="1"/>
+        </w:rPr>
+      </w:pPr>
+      <w:r>
+        <w:rPr>
+          <w:rStyle w:val="gpwvoe5cb5b"/>
+          <w:rFonts w:ascii="Lucida Console" w:hAnsi="Lucida Console"/>
+          <w:color w:val="000000"/>
+          <w:bdr w:val="none" w:sz="0" w:space="0" w:color="auto" w:frame="1"/>
+        </w:rPr>
+        <w:t>- Age &lt; 18 years: 567</w:t>
+      </w:r>
+    </w:p>
+    <w:p>
+      <w:pPr>
+        <w:pStyle w:val="HTMLPreformatted"/>
+        <w:shd w:val="clear" w:color="auto" w:fill="FFFFFF"/>
+        <w:wordWrap w:val="0"/>
+        <w:spacing w:line="240" w:lineRule="atLeast"/>
+        <w:rPr>
+          <w:rStyle w:val="gpwvoe5cb5b"/>
+          <w:rFonts w:ascii="Lucida Console" w:hAnsi="Lucida Console"/>
+          <w:color w:val="000000"/>
+          <w:bdr w:val="none" w:sz="0" w:space="0" w:color="auto" w:frame="1"/>
+        </w:rPr>
+      </w:pPr>
+      <w:r>
+        <w:rPr>
+          <w:rStyle w:val="gpwvoe5cb5b"/>
+          <w:rFonts w:ascii="Lucida Console" w:hAnsi="Lucida Console"/>
+          <w:color w:val="000000"/>
+          <w:bdr w:val="none" w:sz="0" w:space="0" w:color="auto" w:frame="1"/>
+        </w:rPr>
+        <w:t xml:space="preserve">         │</w:t>
+      </w:r>
+    </w:p>
+    <w:p>
+      <w:pPr>
+        <w:pStyle w:val="HTMLPreformatted"/>
+        <w:shd w:val="clear" w:color="auto" w:fill="FFFFFF"/>
+        <w:wordWrap w:val="0"/>
+        <w:spacing w:line="240" w:lineRule="atLeast"/>
+        <w:rPr>
+          <w:rStyle w:val="gpwvoe5cb5b"/>
+          <w:rFonts w:ascii="Lucida Console" w:hAnsi="Lucida Console"/>
+          <w:color w:val="000000"/>
+          <w:bdr w:val="none" w:sz="0" w:space="0" w:color="auto" w:frame="1"/>
+        </w:rPr>
+      </w:pPr>
+      <w:r>
+        <w:rPr>
+          <w:rStyle w:val="gpwvoe5cb5b"/>
+          <w:rFonts w:ascii="Lucida Console" w:hAnsi="Lucida Console"/>
+          <w:color w:val="000000"/>
+          <w:bdr w:val="none" w:sz="0" w:space="0" w:color="auto" w:frame="1"/>
+        </w:rPr>
+        <w:t xml:space="preserve">         ▼</w:t>
+      </w:r>
+    </w:p>
+    <w:p>
+      <w:pPr>
+        <w:pStyle w:val="HTMLPreformatted"/>
+        <w:shd w:val="clear" w:color="auto" w:fill="FFFFFF"/>
+        <w:wordWrap w:val="0"/>
+        <w:spacing w:line="240" w:lineRule="atLeast"/>
+        <w:rPr>
+          <w:rStyle w:val="gpwvoe5cb5b"/>
+          <w:rFonts w:ascii="Lucida Console" w:hAnsi="Lucida Console"/>
+          <w:color w:val="000000"/>
+          <w:bdr w:val="none" w:sz="0" w:space="0" w:color="auto" w:frame="1"/>
+        </w:rPr>
+      </w:pPr>
+      <w:r>
+        <w:rPr>
+          <w:rStyle w:val="gpwvoe5cb5b"/>
+          <w:rFonts w:ascii="Lucida Console" w:hAnsi="Lucida Console"/>
+          <w:color w:val="000000"/>
+          <w:bdr w:val="none" w:sz="0" w:space="0" w:color="auto" w:frame="1"/>
+        </w:rPr>
+        <w:t>Final Analytic Sample: 33,629</w:t>
+      </w:r>
+    </w:p>
+    <w:p>
+      <w:pPr>
+        <w:pStyle w:val="HTMLPreformatted"/>
+        <w:shd w:val="clear" w:color="auto" w:fill="FFFFFF"/>
+        <w:wordWrap w:val="0"/>
+        <w:spacing w:line="240" w:lineRule="atLeast"/>
+        <w:rPr>
+          <w:rStyle w:val="gpwvoe5cb5b"/>
+          <w:rFonts w:ascii="Lucida Console" w:hAnsi="Lucida Console"/>
+          <w:color w:val="000000"/>
+          <w:bdr w:val="none" w:sz="0" w:space="0" w:color="auto" w:frame="1"/>
+        </w:rPr>
+      </w:pPr>
+      <w:r>
+        <w:rPr>
+          <w:rStyle w:val="gpwvoe5cb5b"/>
+          <w:rFonts w:ascii="Lucida Console" w:hAnsi="Lucida Console"/>
+          <w:color w:val="000000"/>
+          <w:bdr w:val="none" w:sz="0" w:space="0" w:color="auto" w:frame="1"/>
+        </w:rPr>
+        <w:t xml:space="preserve">         │</w:t>
+      </w:r>
+    </w:p>
+    <w:p>
+      <w:pPr>
+        <w:pStyle w:val="HTMLPreformatted"/>
+        <w:shd w:val="clear" w:color="auto" w:fill="FFFFFF"/>
+        <w:wordWrap w:val="0"/>
+        <w:spacing w:line="240" w:lineRule="atLeast"/>
+        <w:rPr>
+          <w:rStyle w:val="gpwvoe5cb5b"/>
+          <w:rFonts w:ascii="Lucida Console" w:hAnsi="Lucida Console"/>
+          <w:color w:val="000000"/>
+          <w:bdr w:val="none" w:sz="0" w:space="0" w:color="auto" w:frame="1"/>
+        </w:rPr>
+      </w:pPr>
+      <w:r>
+        <w:rPr>
+          <w:rStyle w:val="gpwvoe5cb5b"/>
+          <w:rFonts w:ascii="Lucida Console" w:hAnsi="Lucida Console"/>
+          <w:color w:val="000000"/>
+          <w:bdr w:val="none" w:sz="0" w:space="0" w:color="auto" w:frame="1"/>
+        </w:rPr>
+        <w:t xml:space="preserve">         ├─► CVD Group: 18,945 (56.3%)</w:t>
+      </w:r>
+    </w:p>
+    <w:p>
+      <w:pPr>
+        <w:pStyle w:val="HTMLPreformatted"/>
+        <w:shd w:val="clear" w:color="auto" w:fill="FFFFFF"/>
+        <w:wordWrap w:val="0"/>
+        <w:spacing w:line="240" w:lineRule="atLeast"/>
+        <w:rPr>
+          <w:rStyle w:val="gpwvoe5cb5b"/>
+          <w:rFonts w:ascii="Lucida Console" w:hAnsi="Lucida Console"/>
+          <w:color w:val="000000"/>
+          <w:bdr w:val="none" w:sz="0" w:space="0" w:color="auto" w:frame="1"/>
+        </w:rPr>
+      </w:pPr>
+      <w:r>
+        <w:rPr>
+          <w:rStyle w:val="gpwvoe5cb5b"/>
+          <w:rFonts w:ascii="Lucida Console" w:hAnsi="Lucida Console"/>
+          <w:color w:val="000000"/>
+          <w:bdr w:val="none" w:sz="0" w:space="0" w:color="auto" w:frame="1"/>
+        </w:rPr>
+        <w:t xml:space="preserve">         │</w:t>
+      </w:r>
+    </w:p>
+    <w:p>
+      <w:pPr>
+        <w:pStyle w:val="HTMLPreformatted"/>
+        <w:shd w:val="clear" w:color="auto" w:fill="FFFFFF"/>
+        <w:wordWrap w:val="0"/>
+        <w:spacing w:line="240" w:lineRule="atLeast"/>
+        <w:rPr>
+          <w:rFonts w:ascii="Lucida Console" w:hAnsi="Lucida Console"/>
+          <w:color w:val="000000"/>
+        </w:rPr>
+      </w:pPr>
+      <w:r>
+        <w:rPr>
+          <w:rStyle w:val="gpwvoe5cb5b"/>
+          <w:rFonts w:ascii="Lucida Console" w:hAnsi="Lucida Console"/>
+          <w:color w:val="000000"/>
+          <w:bdr w:val="none" w:sz="0" w:space="0" w:color="auto" w:frame="1"/>
+        </w:rPr>
+        <w:t xml:space="preserve">         └─► Control Group: 14,684 (43.7%)</w:t>
+      </w:r>
+    </w:p>
+    <w:p>
+      <w:pPr>
+        <w:rPr>
+          <w:b/>
+          <w:color w:val="FF0000"/>
+        </w:rPr>
+      </w:pPr>
+      <w:r>
+        <w:rPr>
+          <w:b/>
+          <w:noProof/>
+          <w:color w:val="FF0000"/>
+        </w:rPr>
+        <w:lastRenderedPageBreak/>
+        <w:drawing>
+          <wp:inline distT="0" distB="0" distL="0" distR="0">
+            <wp:extent cx="5626979" cy="5626979"/>
+            <wp:effectExtent l="0" t="0" r="0" b="0"/>
+            <wp:docPr id="12" name="Picture 12" descr="C:\Users\Hp\Downloads\WhatsApp Image 2025-09-17 at 10.21.57.jpeg"/>
+            <wp:cNvGraphicFramePr>
+              <a:graphicFrameLocks xmlns:a="http://schemas.openxmlformats.org/drawingml/2006/main" noChangeAspect="1"/>
+            </wp:cNvGraphicFramePr>
+            <a:graphic xmlns:a="http://schemas.openxmlformats.org/drawingml/2006/main">
+              <a:graphicData uri="http://schemas.openxmlformats.org/drawingml/2006/picture">
+                <pic:pic xmlns:pic="http://schemas.openxmlformats.org/drawingml/2006/picture">
+                  <pic:nvPicPr>
+                    <pic:cNvPr id="0" name="Picture 24" descr="C:\Users\Hp\Downloads\WhatsApp Image 2025-09-17 at 10.21.57.jpeg"/>
+                    <pic:cNvPicPr>
+                      <a:picLocks noChangeAspect="1" noChangeArrowheads="1"/>
+                    </pic:cNvPicPr>
+                  </pic:nvPicPr>
+                  <pic:blipFill>
+                    <a:blip r:embed="rId29">
+                      <a:extLst>
+                        <a:ext uri="{28A0092B-C50C-407E-A947-70E740481C1C}">
+                          <a14:useLocalDpi xmlns:a14="http://schemas.microsoft.com/office/drawing/2010/main" val="0"/>
+                        </a:ext>
+                      </a:extLst>
+                    </a:blip>
+                    <a:srcRect/>
+                    <a:stretch>
+                      <a:fillRect/>
+                    </a:stretch>
+                  </pic:blipFill>
+                  <pic:spPr bwMode="auto">
+                    <a:xfrm>
+                      <a:off x="0" y="0"/>
+                      <a:ext cx="5627270" cy="5627270"/>
+                    </a:xfrm>
+                    <a:prstGeom prst="rect">
+                      <a:avLst/>
+                    </a:prstGeom>
+                    <a:noFill/>
+                    <a:ln>
+                      <a:noFill/>
+                    </a:ln>
+                  </pic:spPr>
+                </pic:pic>
+              </a:graphicData>
+            </a:graphic>
+          </wp:inline>
+        </w:drawing>
+      </w:r>
+    </w:p>
+    <w:p>
+      <w:pPr>
+        <w:rPr>
+          <w:b/>
+          <w:color w:val="FF0000"/>
+        </w:rPr>
+      </w:pPr>
+    </w:p>
+    <w:p>
+      <w:pPr>
+        <w:rPr>
+          <w:b/>
+          <w:color w:val="FF0000"/>
+        </w:rPr>
+      </w:pPr>
+      <w:r>
+        <w:rPr>
+          <w:b/>
+          <w:color w:val="FF0000"/>
+        </w:rPr>
+        <w:t>FIGURE 2: KAPLAN-MEIER SURVIVAL CURVES</w:t>
+      </w:r>
+    </w:p>
+    <w:p>
+      <w:pPr>
+        <w:rPr>
+          <w:b/>
+          <w:color w:val="FF0000"/>
+        </w:rPr>
+      </w:pPr>
+      <w:r>
+        <w:rPr>
+          <w:b/>
+          <w:color w:val="FF0000"/>
+        </w:rPr>
+        <w:lastRenderedPageBreak/>
+        <w:pict>
+          <v:shape id="_x0000_i1049" type="#_x0000_t75" style="width:396pt;height:340.6pt" o:bordertopcolor="this" o:borderleftcolor="this" o:borderbottomcolor="this" o:borderrightcolor="this">
+            <v:imagedata r:id="rId30" o:title="Kaplan Meier Survival Curves"/>
+            <w10:bordertop type="single" width="4"/>
+            <w10:borderleft type="single" width="4"/>
+            <w10:borderbottom type="single" width="4"/>
+            <w10:borderright type="single" width="4"/>
+          </v:shape>
+        </w:pict>
+      </w:r>
+    </w:p>
+    <w:p>
+      <w:pPr>
+        <w:rPr>
+          <w:b/>
+          <w:color w:val="FF0000"/>
+        </w:rPr>
+      </w:pPr>
+    </w:p>
+    <w:p>
+      <w:pPr>
+        <w:rPr>
+          <w:b/>
+          <w:color w:val="FF0000"/>
+        </w:rPr>
+      </w:pPr>
+      <w:r>
+        <w:rPr>
+          <w:b/>
+          <w:color w:val="FF0000"/>
+        </w:rPr>
+        <w:t>FIGURE 3: FOREST PLOT OF SUBGROUP ANALYSES</w:t>
+      </w:r>
+    </w:p>
+    <w:p>
+      <w:pPr>
+        <w:rPr>
+          <w:b/>
+          <w:color w:val="FF0000"/>
+        </w:rPr>
+      </w:pPr>
+      <w:r>
+        <w:rPr>
+          <w:b/>
+          <w:color w:val="FF0000"/>
+        </w:rPr>
+        <w:lastRenderedPageBreak/>
+        <w:pict>
+          <v:shape id="_x0000_i1051" type="#_x0000_t75" style="width:468pt;height:296.3pt" o:bordertopcolor="this" o:borderleftcolor="this" o:borderbottomcolor="this" o:borderrightcolor="this">
+            <v:imagedata r:id="rId31" o:title="ForestPlot of Subgroup Analysis"/>
+            <w10:bordertop type="single" width="4"/>
+            <w10:borderleft type="single" width="4"/>
+            <w10:borderbottom type="single" width="4"/>
+            <w10:borderright type="single" width="4"/>
+          </v:shape>
+        </w:pict>
+      </w:r>
+    </w:p>
+    <w:p>
+      <w:pPr>
+        <w:rPr>
+          <w:b/>
+          <w:color w:val="FF0000"/>
+        </w:rPr>
+      </w:pPr>
+    </w:p>
+    <w:p>
+      <w:pPr>
+        <w:rPr>
+          <w:b/>
+          <w:color w:val="FF0000"/>
+        </w:rPr>
+      </w:pPr>
+      <w:r>
+        <w:rPr>
+          <w:b/>
+          <w:color w:val="FF0000"/>
+        </w:rPr>
+        <w:t>FIGURE 4: TEMPORAL TRENDS ANALYSIS</w:t>
+      </w:r>
+    </w:p>
+    <w:p>
+      <w:pPr>
+        <w:rPr>
+          <w:b/>
+          <w:color w:val="FF0000"/>
+        </w:rPr>
+      </w:pPr>
+      <w:r>
+        <w:rPr>
+          <w:b/>
+          <w:color w:val="FF0000"/>
+        </w:rPr>
+        <w:lastRenderedPageBreak/>
+        <w:pict>
+          <v:shape id="_x0000_i1053" type="#_x0000_t75" style="width:468pt;height:296.3pt" o:bordertopcolor="this" o:borderleftcolor="this" o:borderbottomcolor="this" o:borderrightcolor="this">
+            <v:imagedata r:id="rId32" o:title="TEMPORAL TRENDS ANALYSIS"/>
+            <w10:bordertop type="single" width="4"/>
+            <w10:borderleft type="single" width="4"/>
+            <w10:borderbottom type="single" width="4"/>
+            <w10:borderright type="single" width="4"/>
+          </v:shape>
+        </w:pict>
+      </w:r>
+    </w:p>
+    <w:p>
+      <w:pPr>
+        <w:rPr>
+          <w:b/>
+          <w:color w:val="FF0000"/>
+        </w:rPr>
+      </w:pPr>
+    </w:p>
+    <w:p>
+      <w:pPr>
+        <w:rPr>
+          <w:b/>
+          <w:color w:val="FF0000"/>
+        </w:rPr>
+      </w:pPr>
+      <w:r>
+        <w:rPr>
+          <w:b/>
+          <w:color w:val="FF0000"/>
+        </w:rPr>
+        <w:t>FIGURE 5: DEMOGRAPHIC DISPARITIES</w:t>
+      </w:r>
+    </w:p>
+    <w:p>
+      <w:pPr>
+        <w:rPr>
+          <w:b/>
+          <w:color w:val="FF0000"/>
+        </w:rPr>
+      </w:pPr>
+      <w:r>
+        <w:rPr>
+          <w:b/>
+          <w:color w:val="FF0000"/>
+        </w:rPr>
+        <w:lastRenderedPageBreak/>
+        <w:pict>
+          <v:shape id="_x0000_i1055" type="#_x0000_t75" style="width:468pt;height:296.3pt" o:bordertopcolor="this" o:borderleftcolor="this" o:borderbottomcolor="this" o:borderrightcolor="this">
+            <v:imagedata r:id="rId33" o:title="DEMOGRAPHIC DISPARITIES"/>
+            <w10:bordertop type="single" width="4"/>
+            <w10:borderleft type="single" width="4"/>
+            <w10:borderbottom type="single" width="4"/>
+            <w10:borderright type="single" width="4"/>
+          </v:shape>
+        </w:pict>
+      </w:r>
+    </w:p>
+    <w:p>
+      <w:pPr>
+        <w:rPr>
+          <w:b/>
+          <w:color w:val="FF0000"/>
+        </w:rPr>
+      </w:pPr>
+    </w:p>
+    <w:p>
+      <w:pPr>
+        <w:rPr>
+          <w:b/>
+          <w:color w:val="FF0000"/>
+        </w:rPr>
+      </w:pPr>
+      <w:r>
+        <w:rPr>
+          <w:b/>
+          <w:color w:val="FF0000"/>
+        </w:rPr>
+        <w:t>FIGURE 6: BIDIRECTIONAL ASSOCIATION NETWORK</w:t>
+      </w:r>
+    </w:p>
+    <w:p>
+      <w:pPr>
+        <w:rPr>
+          <w:b/>
+          <w:color w:val="FF0000"/>
+        </w:rPr>
+      </w:pPr>
+      <w:r>
+        <w:rPr>
+          <w:b/>
+          <w:color w:val="FF0000"/>
+        </w:rPr>
+        <w:lastRenderedPageBreak/>
+        <w:pict>
+          <v:shape id="_x0000_i1058" type="#_x0000_t75" style="width:468pt;height:296.3pt" o:bordertopcolor="this" o:borderleftcolor="this" o:borderbottomcolor="this" o:borderrightcolor="this">
+            <v:imagedata r:id="rId34" o:title="Bidirectional Association Network"/>
+            <w10:bordertop type="single" width="4"/>
+            <w10:borderleft type="single" width="4"/>
+            <w10:borderbottom type="single" width="4"/>
+            <w10:borderright type="single" width="4"/>
+          </v:shape>
+        </w:pict>
+      </w:r>
+    </w:p>
     <w:sectPr>
-      <w:headerReference w:type="default" r:id="rId29"/>
+      <w:headerReference w:type="default" r:id="rId35"/>
       <w:pgSz w:w="12240" w:h="15840"/>
       <w:pgMar w:top="1440" w:right="1440" w:bottom="1440" w:left="1440" w:header="720" w:footer="720" w:gutter="0"/>
       <w:cols w:space="720"/>
@@ -26432,7 +28407,7 @@
                                 <w:sz w:val="24"/>
                                 <w:szCs w:val="24"/>
                               </w:rPr>
-                              <w:t>1</w:t>
+                              <w:t>48</w:t>
                             </w:r>
                             <w:r>
                               <w:rPr>
@@ -26532,7 +28507,7 @@
                           <w:sz w:val="24"/>
                           <w:szCs w:val="24"/>
                         </w:rPr>
-                        <w:t>1</w:t>
+                        <w:t>48</w:t>
                       </w:r>
                       <w:r>
                         <w:rPr>
@@ -26580,7 +28555,7 @@
         <v:path o:extrusionok="f" gradientshapeok="t" o:connecttype="rect"/>
         <o:lock v:ext="edit" aspectratio="t"/>
       </v:shapetype>
-      <v:shape id="_x0000_i1027" type="#_x0000_t75" style="width:11.25pt;height:11.25pt" o:bullet="t">
+      <v:shape id="_x0000_i1057" type="#_x0000_t75" style="width:11.1pt;height:11.1pt" o:bullet="t">
         <v:imagedata r:id="rId1" o:title="mso8CA1"/>
       </v:shape>
     </w:pict>
@@ -31848,6 +33823,11 @@
       <w:rFonts w:eastAsiaTheme="minorEastAsia" w:cs="Times New Roman"/>
     </w:rPr>
   </w:style>
+  <w:style w:type="character" w:customStyle="1" w:styleId="gpwvoe5cb5b">
+    <w:name w:val="gpwvoe5cb5b"/>
+    <w:basedOn w:val="DefaultParagraphFont"/>
+    <w:rsid w:val="00C43C2C"/>
+  </w:style>
 </w:styles>
 </file>
 
@@ -32117,7 +34097,7 @@
 </file>
 
 <file path=customXml/itemProps1.xml><?xml version="1.0" encoding="utf-8"?>
-<ds:datastoreItem xmlns:ds="http://schemas.openxmlformats.org/officeDocument/2006/customXml" ds:itemID="{BC051587-6439-4648-97DC-64799810CDE1}">
+<ds:datastoreItem xmlns:ds="http://schemas.openxmlformats.org/officeDocument/2006/customXml" ds:itemID="{60F2FA95-817D-4B47-884C-16CDDD2B3B3C}">
   <ds:schemaRefs>
     <ds:schemaRef ds:uri="http://schemas.openxmlformats.org/officeDocument/2006/bibliography"/>
   </ds:schemaRefs>
